--- a/docs/ARCHITETTURA_Formazione_Digitale_v2.docx
+++ b/docs/ARCHITETTURA_Formazione_Digitale_v2.docx
@@ -9103,6 +9103,27 @@
     </w:p>
     <w:p>
       <w:pPr>
+        <w:spacing w:after="120" w:before="60"/>
+      </w:pPr>
+      <w:r>
+        <w:rPr>
+          <w:rFonts w:ascii="Arial" w:cs="Arial" w:eastAsia="Arial" w:hAnsi="Arial"/>
+          <w:i/>
+          <w:iCs/>
+          <w:color w:val="666666"/>
+          <w:sz w:val="22"/>
+          <w:szCs w:val="22"/>
+        </w:rPr>
+        <w:t xml:space="preserve">Il portale è in fase beta-live senza utenti reali attivi. Le priorità sono calibrate su questa realtà.</w:t>
+      </w:r>
+    </w:p>
+    <w:p>
+      <w:pPr>
+        <w:spacing w:after="80" w:before="0"/>
+      </w:pPr>
+    </w:p>
+    <w:p>
+      <w:pPr>
         <w:pStyle w:val="Heading2"/>
         <w:spacing w:after="120" w:before="240"/>
       </w:pPr>
@@ -9115,7 +9136,7 @@
           <w:sz w:val="26"/>
           <w:szCs w:val="26"/>
         </w:rPr>
-        <w:t xml:space="preserve">12.1 Priorità alta — prossima sessione</w:t>
+        <w:t xml:space="preserve">12.1 Chiusura migrazione (bassa urgenza — quando disponibile)</w:t>
       </w:r>
     </w:p>
     <w:p>
@@ -9133,7 +9154,7 @@
           <w:sz w:val="22"/>
           <w:szCs w:val="22"/>
         </w:rPr>
-        <w:t xml:space="preserve">Aggiornare Redirect URL Supabase da github.io a formazione-digitale.it</w:t>
+        <w:t xml:space="preserve">Redirect 301 da github.io verso formazione-digitale.it (via vercel.json)</w:t>
       </w:r>
     </w:p>
     <w:p>
@@ -9151,7 +9172,7 @@
           <w:sz w:val="22"/>
           <w:szCs w:val="22"/>
         </w:rPr>
-        <w:t xml:space="preserve">Configurare dominio verificato su Resend per email magic link non in spam</w:t>
+        <w:t xml:space="preserve">Disabilitazione GitHub Pages nelle impostazioni del repository</w:t>
       </w:r>
     </w:p>
     <w:p>
@@ -9169,7 +9190,44 @@
           <w:sz w:val="22"/>
           <w:szCs w:val="22"/>
         </w:rPr>
-        <w:t xml:space="preserve">Login Google OAuth (Supabase + Google Cloud Console)</w:t>
+        <w:t xml:space="preserve">Completare procedura cambio indirizzo su Google Search Console</w:t>
+      </w:r>
+    </w:p>
+    <w:p>
+      <w:pPr>
+        <w:spacing w:after="80" w:before="0"/>
+      </w:pPr>
+    </w:p>
+    <w:p>
+      <w:pPr>
+        <w:pStyle w:val="Heading2"/>
+        <w:spacing w:after="120" w:before="240"/>
+      </w:pPr>
+      <w:r>
+        <w:rPr>
+          <w:rFonts w:ascii="Arial" w:cs="Arial" w:eastAsia="Arial" w:hAnsi="Arial"/>
+          <w:b/>
+          <w:bCs/>
+          <w:color w:val="2E75B6"/>
+          <w:sz w:val="26"/>
+          <w:szCs w:val="26"/>
+        </w:rPr>
+        <w:t xml:space="preserve">12.2 Prima di aprire l'autenticazione agli utenti reali (critico, ma non ora)</w:t>
+      </w:r>
+    </w:p>
+    <w:p>
+      <w:pPr>
+        <w:spacing w:after="120" w:before="60"/>
+      </w:pPr>
+      <w:r>
+        <w:rPr>
+          <w:rFonts w:ascii="Arial" w:cs="Arial" w:eastAsia="Arial" w:hAnsi="Arial"/>
+          <w:b/>
+          <w:bCs/>
+          <w:sz w:val="22"/>
+          <w:szCs w:val="22"/>
+        </w:rPr>
+        <w:t xml:space="preserve">Completare PRIMA di rendere pubblica l'autenticazione. L'ordine è importante.</w:t>
       </w:r>
     </w:p>
     <w:p>
@@ -9187,7 +9245,133 @@
           <w:sz w:val="22"/>
           <w:szCs w:val="22"/>
         </w:rPr>
-        <w:t xml:space="preserve">Redirect 301 da github.io + disabilitazione GitHub Pages</w:t>
+        <w:t xml:space="preserve">Aggiornare Redirect URL Supabase: github.io → formazione-digitale.it</w:t>
+      </w:r>
+    </w:p>
+    <w:p>
+      <w:pPr>
+        <w:pStyle w:val="ListParagraph"/>
+        <w:numPr>
+          <w:ilvl w:val="0"/>
+          <w:numId w:val="2"/>
+        </w:numPr>
+        <w:spacing w:after="40" w:before="40"/>
+      </w:pPr>
+      <w:r>
+        <w:rPr>
+          <w:rFonts w:ascii="Arial" w:cs="Arial" w:eastAsia="Arial" w:hAnsi="Arial"/>
+          <w:sz w:val="22"/>
+          <w:szCs w:val="22"/>
+        </w:rPr>
+        <w:t xml:space="preserve">Configurare dominio verificato su Resend (email magic link attualmente in spam)</w:t>
+      </w:r>
+    </w:p>
+    <w:p>
+      <w:pPr>
+        <w:pStyle w:val="ListParagraph"/>
+        <w:numPr>
+          <w:ilvl w:val="0"/>
+          <w:numId w:val="2"/>
+        </w:numPr>
+        <w:spacing w:after="40" w:before="40"/>
+      </w:pPr>
+      <w:r>
+        <w:rPr>
+          <w:rFonts w:ascii="Arial" w:cs="Arial" w:eastAsia="Arial" w:hAnsi="Arial"/>
+          <w:sz w:val="22"/>
+          <w:szCs w:val="22"/>
+        </w:rPr>
+        <w:t xml:space="preserve">Login Google OAuth (Supabase + Google Cloud Console)</w:t>
+      </w:r>
+    </w:p>
+    <w:p>
+      <w:pPr>
+        <w:pStyle w:val="ListParagraph"/>
+        <w:numPr>
+          <w:ilvl w:val="0"/>
+          <w:numId w:val="2"/>
+        </w:numPr>
+        <w:spacing w:after="40" w:before="40"/>
+      </w:pPr>
+      <w:r>
+        <w:rPr>
+          <w:rFonts w:ascii="Arial" w:cs="Arial" w:eastAsia="Arial" w:hAnsi="Arial"/>
+          <w:sz w:val="22"/>
+          <w:szCs w:val="22"/>
+        </w:rPr>
+        <w:t xml:space="preserve">Aggiornare Privacy Policy con sezione autenticazione e cookie di sessione</w:t>
+      </w:r>
+    </w:p>
+    <w:p>
+      <w:pPr>
+        <w:pStyle w:val="ListParagraph"/>
+        <w:numPr>
+          <w:ilvl w:val="0"/>
+          <w:numId w:val="2"/>
+        </w:numPr>
+        <w:spacing w:after="40" w:before="40"/>
+      </w:pPr>
+      <w:r>
+        <w:rPr>
+          <w:rFonts w:ascii="Arial" w:cs="Arial" w:eastAsia="Arial" w:hAnsi="Arial"/>
+          <w:sz w:val="22"/>
+          <w:szCs w:val="22"/>
+        </w:rPr>
+        <w:t xml:space="preserve">Aggiungere banner cookie (sessione utente usa cookie — consenso GDPR obbligatorio)</w:t>
+      </w:r>
+    </w:p>
+    <w:p>
+      <w:pPr>
+        <w:pStyle w:val="ListParagraph"/>
+        <w:numPr>
+          <w:ilvl w:val="0"/>
+          <w:numId w:val="2"/>
+        </w:numPr>
+        <w:spacing w:after="40" w:before="40"/>
+      </w:pPr>
+      <w:r>
+        <w:rPr>
+          <w:rFonts w:ascii="Arial" w:cs="Arial" w:eastAsia="Arial" w:hAnsi="Arial"/>
+          <w:sz w:val="22"/>
+          <w:szCs w:val="22"/>
+        </w:rPr>
+        <w:t xml:space="preserve">Integrare auth (bottone login + modal) in tutte le sottopagine</w:t>
+      </w:r>
+    </w:p>
+    <w:p>
+      <w:pPr>
+        <w:pStyle w:val="ListParagraph"/>
+        <w:numPr>
+          <w:ilvl w:val="0"/>
+          <w:numId w:val="2"/>
+        </w:numPr>
+        <w:spacing w:after="40" w:before="40"/>
+      </w:pPr>
+      <w:r>
+        <w:rPr>
+          <w:rFonts w:ascii="Arial" w:cs="Arial" w:eastAsia="Arial" w:hAnsi="Arial"/>
+          <w:sz w:val="22"/>
+          <w:szCs w:val="22"/>
+        </w:rPr>
+        <w:t xml:space="preserve">Segnalibri sulle card (logica già pronta in auth.js)</w:t>
+      </w:r>
+    </w:p>
+    <w:p>
+      <w:pPr>
+        <w:pStyle w:val="ListParagraph"/>
+        <w:numPr>
+          <w:ilvl w:val="0"/>
+          <w:numId w:val="2"/>
+        </w:numPr>
+        <w:spacing w:after="40" w:before="40"/>
+      </w:pPr>
+      <w:r>
+        <w:rPr>
+          <w:rFonts w:ascii="Arial" w:cs="Arial" w:eastAsia="Arial" w:hAnsi="Arial"/>
+          <w:sz w:val="22"/>
+          <w:szCs w:val="22"/>
+        </w:rPr>
+        <w:t xml:space="preserve">Checklist persistenti via Supabase</w:t>
       </w:r>
     </w:p>
     <w:p>
@@ -9209,7 +9393,7 @@
           <w:sz w:val="26"/>
           <w:szCs w:val="26"/>
         </w:rPr>
-        <w:t xml:space="preserve">12.2 A seguire</w:t>
+        <w:t xml:space="preserve">12.3 Miglioramenti continui (nessuna scadenza)</w:t>
       </w:r>
     </w:p>
     <w:p>
@@ -9227,7 +9411,7 @@
           <w:sz w:val="22"/>
           <w:szCs w:val="22"/>
         </w:rPr>
-        <w:t xml:space="preserve">Segnalibri sulle card (bottone bookmark — logica già in auth.js)</w:t>
+        <w:t xml:space="preserve">font-display: swap per migliorare LCP mobile (attuale 4.8s)</w:t>
       </w:r>
     </w:p>
     <w:p>
@@ -9245,7 +9429,7 @@
           <w:sz w:val="22"/>
           <w:szCs w:val="22"/>
         </w:rPr>
-        <w:t xml:space="preserve">Checklist persistenti via Supabase</w:t>
+        <w:t xml:space="preserve">Conversione immagini PNG → WebP via script Python (Pillow)</w:t>
       </w:r>
     </w:p>
     <w:p>
@@ -9281,7 +9465,44 @@
           <w:sz w:val="22"/>
           <w:szCs w:val="22"/>
         </w:rPr>
-        <w:t xml:space="preserve">Integrare auth (bottone login + modal) in tutte le sottopagine</w:t>
+        <w:t xml:space="preserve">Nuovi contenuti: Pillola PageSpeed/Lighthouse · Pillola Triade CIA · altri</w:t>
+      </w:r>
+    </w:p>
+    <w:p>
+      <w:pPr>
+        <w:spacing w:after="80" w:before="0"/>
+      </w:pPr>
+    </w:p>
+    <w:p>
+      <w:pPr>
+        <w:pStyle w:val="Heading2"/>
+        <w:spacing w:after="120" w:before="240"/>
+      </w:pPr>
+      <w:r>
+        <w:rPr>
+          <w:rFonts w:ascii="Arial" w:cs="Arial" w:eastAsia="Arial" w:hAnsi="Arial"/>
+          <w:b/>
+          <w:bCs/>
+          <w:color w:val="2E75B6"/>
+          <w:sz w:val="26"/>
+          <w:szCs w:val="26"/>
+        </w:rPr>
+        <w:t xml:space="preserve">12.4 Settembre 2026 — badge DigComp (ordine obbligatorio)</w:t>
+      </w:r>
+    </w:p>
+    <w:p>
+      <w:pPr>
+        <w:spacing w:after="120" w:before="60"/>
+      </w:pPr>
+      <w:r>
+        <w:rPr>
+          <w:rFonts w:ascii="Arial" w:cs="Arial" w:eastAsia="Arial" w:hAnsi="Arial"/>
+          <w:b/>
+          <w:bCs/>
+          <w:sz w:val="22"/>
+          <w:szCs w:val="22"/>
+        </w:rPr>
+        <w:t xml:space="preserve">ATTENZIONE: eseguire tassativamente in questo ordine. La protezione del token Supabase è prerequisito per tutto il resto.</w:t>
       </w:r>
     </w:p>
     <w:p>
@@ -9299,7 +9520,7 @@
           <w:sz w:val="22"/>
           <w:szCs w:val="22"/>
         </w:rPr>
-        <w:t xml:space="preserve">font-display: swap per migliorare LCP mobile</w:t>
+        <w:t xml:space="preserve">1. Migrazione Vercel come unico hosting (GitHub Pages dismesso)</w:t>
       </w:r>
     </w:p>
     <w:p>
@@ -9317,7 +9538,7 @@
           <w:sz w:val="22"/>
           <w:szCs w:val="22"/>
         </w:rPr>
-        <w:t xml:space="preserve">Conversione immagini PNG → WebP via script Python (Pillow)</w:t>
+        <w:t xml:space="preserve">2. Configurazione variabili d'ambiente Vercel (SUPABASE_URL, SUPABASE_KEY)</w:t>
       </w:r>
     </w:p>
     <w:p>
@@ -9335,44 +9556,7 @@
           <w:sz w:val="22"/>
           <w:szCs w:val="22"/>
         </w:rPr>
-        <w:t xml:space="preserve">Pillola: "Come misurare le prestazioni di un sito web" — PageSpeed, Lighthouse</w:t>
-      </w:r>
-    </w:p>
-    <w:p>
-      <w:pPr>
-        <w:spacing w:after="80" w:before="0"/>
-      </w:pPr>
-    </w:p>
-    <w:p>
-      <w:pPr>
-        <w:pStyle w:val="Heading2"/>
-        <w:spacing w:after="120" w:before="240"/>
-      </w:pPr>
-      <w:r>
-        <w:rPr>
-          <w:rFonts w:ascii="Arial" w:cs="Arial" w:eastAsia="Arial" w:hAnsi="Arial"/>
-          <w:b/>
-          <w:bCs/>
-          <w:color w:val="2E75B6"/>
-          <w:sz w:val="26"/>
-          <w:szCs w:val="26"/>
-        </w:rPr>
-        <w:t xml:space="preserve">12.3 Settembre 2026 — badge DigComp</w:t>
-      </w:r>
-    </w:p>
-    <w:p>
-      <w:pPr>
-        <w:spacing w:after="120" w:before="60"/>
-      </w:pPr>
-      <w:r>
-        <w:rPr>
-          <w:rFonts w:ascii="Arial" w:cs="Arial" w:eastAsia="Arial" w:hAnsi="Arial"/>
-          <w:b/>
-          <w:bCs/>
-          <w:sz w:val="22"/>
-          <w:szCs w:val="22"/>
-        </w:rPr>
-        <w:t xml:space="preserve">ATTENZIONE: questi task vanno eseguiti in questo ordine preciso:</w:t>
+        <w:t xml:space="preserve">3. Creazione Serverless Function /api/competenze.js (proxy sicuro Supabase)</w:t>
       </w:r>
     </w:p>
     <w:p>
@@ -9390,7 +9574,7 @@
           <w:sz w:val="22"/>
           <w:szCs w:val="22"/>
         </w:rPr>
-        <w:t xml:space="preserve">1. Migrazione hosting da GitHub Pages a Vercel come unico hosting</w:t>
+        <w:t xml:space="preserve">4. Creazione tabella Supabase risorse_competenze (slug, digcomp[], digcompedu[], indire[])</w:t>
       </w:r>
     </w:p>
     <w:p>
@@ -9408,7 +9592,7 @@
           <w:sz w:val="22"/>
           <w:szCs w:val="22"/>
         </w:rPr>
-        <w:t xml:space="preserve">2. Configurazione variabili d'ambiente Vercel (SUPABASE_URL, SUPABASE_KEY)</w:t>
+        <w:t xml:space="preserve">5. Sviluppo competenze.js client — chiama /api/ non Supabase direttamente</w:t>
       </w:r>
     </w:p>
     <w:p>
@@ -9426,7 +9610,7 @@
           <w:sz w:val="22"/>
           <w:szCs w:val="22"/>
         </w:rPr>
-        <w:t xml:space="preserve">3. Creazione Serverless Function /api/competenze.js (proxy sicuro Supabase)</w:t>
+        <w:t xml:space="preserve">6. Badge competenze nelle card-footer</w:t>
       </w:r>
     </w:p>
     <w:p>
@@ -9444,7 +9628,7 @@
           <w:sz w:val="22"/>
           <w:szCs w:val="22"/>
         </w:rPr>
-        <w:t xml:space="preserve">4. Creazione tabella Supabase risorse_competenze (slug, digcomp[], digcompedu[], indire[])</w:t>
+        <w:t xml:space="preserve">7. Profilo competenze utente</w:t>
       </w:r>
     </w:p>
     <w:p>
@@ -9462,61 +9646,7 @@
           <w:sz w:val="22"/>
           <w:szCs w:val="22"/>
         </w:rPr>
-        <w:t xml:space="preserve">5. Sviluppo competenze.js client — chiama /api/ non Supabase direttamente</w:t>
-      </w:r>
-    </w:p>
-    <w:p>
-      <w:pPr>
-        <w:pStyle w:val="ListParagraph"/>
-        <w:numPr>
-          <w:ilvl w:val="0"/>
-          <w:numId w:val="2"/>
-        </w:numPr>
-        <w:spacing w:after="40" w:before="40"/>
-      </w:pPr>
-      <w:r>
-        <w:rPr>
-          <w:rFonts w:ascii="Arial" w:cs="Arial" w:eastAsia="Arial" w:hAnsi="Arial"/>
-          <w:sz w:val="22"/>
-          <w:szCs w:val="22"/>
-        </w:rPr>
-        <w:t xml:space="preserve">6. Badge competenze nelle card-footer</w:t>
-      </w:r>
-    </w:p>
-    <w:p>
-      <w:pPr>
-        <w:pStyle w:val="ListParagraph"/>
-        <w:numPr>
-          <w:ilvl w:val="0"/>
-          <w:numId w:val="2"/>
-        </w:numPr>
-        <w:spacing w:after="40" w:before="40"/>
-      </w:pPr>
-      <w:r>
-        <w:rPr>
-          <w:rFonts w:ascii="Arial" w:cs="Arial" w:eastAsia="Arial" w:hAnsi="Arial"/>
-          <w:sz w:val="22"/>
-          <w:szCs w:val="22"/>
-        </w:rPr>
-        <w:t xml:space="preserve">7. Profilo competenze utente</w:t>
-      </w:r>
-    </w:p>
-    <w:p>
-      <w:pPr>
-        <w:pStyle w:val="ListParagraph"/>
-        <w:numPr>
-          <w:ilvl w:val="0"/>
-          <w:numId w:val="2"/>
-        </w:numPr>
-        <w:spacing w:after="40" w:before="40"/>
-      </w:pPr>
-      <w:r>
-        <w:rPr>
-          <w:rFonts w:ascii="Arial" w:cs="Arial" w:eastAsia="Arial" w:hAnsi="Arial"/>
-          <w:sz w:val="22"/>
-          <w:szCs w:val="22"/>
-        </w:rPr>
-        <w:t xml:space="preserve">8. Sostituzione GitHub Actions keep-alive con Vercel Cron Job</w:t>
+        <w:t xml:space="preserve">8. Vercel Cron Job keep-alive (sostituisce GitHub Actions)</w:t>
       </w:r>
     </w:p>
     <w:p>
@@ -9537,7 +9667,7 @@
           <w:sz w:val="22"/>
           <w:szCs w:val="22"/>
         </w:rPr>
-        <w:t xml:space="preserve">Ragione dell'ordine: la anon key Supabase è attualmente esposta in supabase.js (repo pubblico). Prima di attivare i badge DigComp in produzione, il token DEVE essere protetto in una variabile d'ambiente server-side Vercel. Procedere nell'ordine inverso esporrebbe le credenziali a qualsiasi utente che ispeziona il sorgente.</w:t>
+        <w:t xml:space="preserve">Ragione dell'ordine: la anon key Supabase è attualmente in supabase.js (repo pubblico). Prima di attivare i badge DigComp, il token DEVE essere protetto server-side. Procedere in ordine inverso esporrebbe le credenziali a chiunque ispeziona il sorgente.</w:t>
       </w:r>
     </w:p>
     <w:sectPr>

--- a/docs/ARCHITETTURA_Formazione_Digitale_v2.docx
+++ b/docs/ARCHITETTURA_Formazione_Digitale_v2.docx
@@ -16,7 +16,17 @@
           <w:sz w:val="48"/>
           <w:szCs w:val="48"/>
         </w:rPr>
-        <w:t>🎓  FORMAZIONE</w:t>
+        <w:t>🎓</w:t>
+      </w:r>
+      <w:r>
+        <w:rPr>
+          <w:b/>
+          <w:bCs/>
+          <w:color w:val="1F4E79"/>
+          <w:sz w:val="48"/>
+          <w:szCs w:val="48"/>
+        </w:rPr>
+        <w:t xml:space="preserve">  FORMAZIONE</w:t>
       </w:r>
       <w:proofErr w:type="gramEnd"/>
       <w:r>
@@ -12740,86 +12750,772 @@
     <w:p>
       <w:pPr>
         <w:spacing w:before="60" w:after="120"/>
-      </w:pPr>
-      <w:r>
         <w:rPr>
           <w:i/>
           <w:iCs/>
           <w:color w:val="666666"/>
         </w:rPr>
-        <w:t xml:space="preserve">Ragione dell'ordine: la </w:t>
-      </w:r>
-      <w:proofErr w:type="spellStart"/>
+      </w:pPr>
       <w:r>
         <w:rPr>
           <w:i/>
           <w:iCs/>
           <w:color w:val="666666"/>
         </w:rPr>
-        <w:t>anon</w:t>
-      </w:r>
-      <w:proofErr w:type="spellEnd"/>
+        <w:t xml:space="preserve">Ragione dell'ordine: la </w:t>
+      </w:r>
+      <w:proofErr w:type="spellStart"/>
       <w:r>
         <w:rPr>
           <w:i/>
           <w:iCs/>
           <w:color w:val="666666"/>
         </w:rPr>
-        <w:t xml:space="preserve"> key </w:t>
-      </w:r>
-      <w:proofErr w:type="spellStart"/>
+        <w:t>anon</w:t>
+      </w:r>
+      <w:proofErr w:type="spellEnd"/>
       <w:r>
         <w:rPr>
           <w:i/>
           <w:iCs/>
           <w:color w:val="666666"/>
         </w:rPr>
-        <w:t>Supabase</w:t>
-      </w:r>
-      <w:proofErr w:type="spellEnd"/>
+        <w:t xml:space="preserve"> key </w:t>
+      </w:r>
+      <w:proofErr w:type="spellStart"/>
       <w:r>
         <w:rPr>
           <w:i/>
           <w:iCs/>
           <w:color w:val="666666"/>
         </w:rPr>
-        <w:t xml:space="preserve"> è attualmente in supabase.js (repo pubblico). Prima di attivare i </w:t>
-      </w:r>
-      <w:proofErr w:type="gramStart"/>
+        <w:t>Supabase</w:t>
+      </w:r>
+      <w:proofErr w:type="spellEnd"/>
       <w:r>
         <w:rPr>
           <w:i/>
           <w:iCs/>
           <w:color w:val="666666"/>
         </w:rPr>
-        <w:t>badge</w:t>
-      </w:r>
-      <w:proofErr w:type="gramEnd"/>
+        <w:t xml:space="preserve"> è attualmente in supabase.js (repo pubblico). Prima di attivare i </w:t>
+      </w:r>
+      <w:proofErr w:type="gramStart"/>
       <w:r>
         <w:rPr>
           <w:i/>
           <w:iCs/>
           <w:color w:val="666666"/>
         </w:rPr>
-        <w:t xml:space="preserve"> </w:t>
-      </w:r>
-      <w:proofErr w:type="spellStart"/>
+        <w:t>badge</w:t>
+      </w:r>
+      <w:proofErr w:type="gramEnd"/>
       <w:r>
         <w:rPr>
           <w:i/>
           <w:iCs/>
           <w:color w:val="666666"/>
         </w:rPr>
-        <w:t>DigComp</w:t>
-      </w:r>
-      <w:proofErr w:type="spellEnd"/>
+        <w:t xml:space="preserve"> </w:t>
+      </w:r>
+      <w:proofErr w:type="spellStart"/>
       <w:r>
         <w:rPr>
           <w:i/>
           <w:iCs/>
           <w:color w:val="666666"/>
         </w:rPr>
+        <w:t>DigComp</w:t>
+      </w:r>
+      <w:proofErr w:type="spellEnd"/>
+      <w:r>
+        <w:rPr>
+          <w:i/>
+          <w:iCs/>
+          <w:color w:val="666666"/>
+        </w:rPr>
         <w:t>, il token DEVE essere protetto server-side. Procedere in ordine inverso esporrebbe le credenziali a chiunque ispeziona il sorgente.</w:t>
+      </w:r>
+    </w:p>
+    <w:p>
+      <w:pPr>
+        <w:rPr>
+          <w:i/>
+          <w:iCs/>
+          <w:color w:val="666666"/>
+        </w:rPr>
+      </w:pPr>
+    </w:p>
+    <w:p>
+      <w:pPr>
+        <w:pStyle w:val="Citazioneintensa"/>
+      </w:pPr>
+      <w:r>
+        <w:t>ROADMAP AGGIORNATA AL 06.05.2026</w:t>
+      </w:r>
+    </w:p>
+    <w:p>
+      <w:pPr>
+        <w:spacing w:before="60" w:after="120"/>
+      </w:pPr>
+      <w:r>
+        <w:rPr>
+          <w:rFonts w:ascii="Segoe UI Emoji" w:hAnsi="Segoe UI Emoji" w:cs="Segoe UI Emoji"/>
+          <w:b/>
+          <w:bCs/>
+        </w:rPr>
+        <w:t>🔴</w:t>
+      </w:r>
+      <w:r>
+        <w:rPr>
+          <w:b/>
+          <w:bCs/>
+        </w:rPr>
+        <w:t xml:space="preserve"> Sessione dedicata — mobile responsive</w:t>
+      </w:r>
+    </w:p>
+    <w:p>
+      <w:pPr>
+        <w:numPr>
+          <w:ilvl w:val="0"/>
+          <w:numId w:val="3"/>
+        </w:numPr>
+        <w:spacing w:before="60" w:after="120"/>
+      </w:pPr>
+      <w:r>
+        <w:t xml:space="preserve">Revisione completa </w:t>
+      </w:r>
+      <w:proofErr w:type="spellStart"/>
+      <w:r>
+        <w:t>header</w:t>
+      </w:r>
+      <w:proofErr w:type="spellEnd"/>
+      <w:r>
+        <w:t xml:space="preserve"> su schermi stretti</w:t>
+      </w:r>
+    </w:p>
+    <w:p>
+      <w:pPr>
+        <w:numPr>
+          <w:ilvl w:val="0"/>
+          <w:numId w:val="3"/>
+        </w:numPr>
+        <w:spacing w:before="60" w:after="120"/>
+      </w:pPr>
+      <w:r>
+        <w:t>Hamburger menu mobile</w:t>
+      </w:r>
+    </w:p>
+    <w:p>
+      <w:pPr>
+        <w:numPr>
+          <w:ilvl w:val="0"/>
+          <w:numId w:val="3"/>
+        </w:numPr>
+        <w:spacing w:before="60" w:after="120"/>
+      </w:pPr>
+      <w:proofErr w:type="spellStart"/>
+      <w:r>
+        <w:t>Breakpoint</w:t>
+      </w:r>
+      <w:proofErr w:type="spellEnd"/>
+      <w:r>
+        <w:t xml:space="preserve"> responsive su tutte le pagine con barra </w:t>
+      </w:r>
+      <w:proofErr w:type="spellStart"/>
+      <w:r>
+        <w:t>logo+bottoni</w:t>
+      </w:r>
+      <w:proofErr w:type="spellEnd"/>
+    </w:p>
+    <w:p>
+      <w:pPr>
+        <w:spacing w:before="60" w:after="120"/>
+      </w:pPr>
+      <w:r>
+        <w:pict w14:anchorId="6361A93C">
+          <v:rect id="_x0000_i1049" style="width:0;height:1.5pt" o:hralign="center" o:hrstd="t" o:hr="t" fillcolor="#a0a0a0" stroked="f"/>
+        </w:pict>
+      </w:r>
+    </w:p>
+    <w:p>
+      <w:pPr>
+        <w:spacing w:before="60" w:after="120"/>
+      </w:pPr>
+      <w:r>
+        <w:rPr>
+          <w:rFonts w:ascii="Segoe UI Emoji" w:hAnsi="Segoe UI Emoji" w:cs="Segoe UI Emoji"/>
+          <w:b/>
+          <w:bCs/>
+        </w:rPr>
+        <w:t>🟠</w:t>
+      </w:r>
+      <w:r>
+        <w:rPr>
+          <w:b/>
+          <w:bCs/>
+        </w:rPr>
+        <w:t xml:space="preserve"> Quando hai tempo — bassa urgenza</w:t>
+      </w:r>
+    </w:p>
+    <w:p>
+      <w:pPr>
+        <w:numPr>
+          <w:ilvl w:val="0"/>
+          <w:numId w:val="4"/>
+        </w:numPr>
+        <w:spacing w:before="60" w:after="120"/>
+      </w:pPr>
+      <w:proofErr w:type="spellStart"/>
+      <w:r>
+        <w:t>Redirect</w:t>
+      </w:r>
+      <w:proofErr w:type="spellEnd"/>
+      <w:r>
+        <w:t xml:space="preserve"> 301 da </w:t>
+      </w:r>
+      <w:proofErr w:type="spellStart"/>
+      <w:r>
+        <w:t>github.io</w:t>
+      </w:r>
+      <w:proofErr w:type="spellEnd"/>
+      <w:r>
+        <w:t xml:space="preserve"> + disabilitazione GitHub Pages</w:t>
+      </w:r>
+    </w:p>
+    <w:p>
+      <w:pPr>
+        <w:numPr>
+          <w:ilvl w:val="0"/>
+          <w:numId w:val="4"/>
+        </w:numPr>
+        <w:spacing w:before="60" w:after="120"/>
+      </w:pPr>
+      <w:r>
+        <w:t>Cambio indirizzo Google Search Console</w:t>
+      </w:r>
+    </w:p>
+    <w:p>
+      <w:pPr>
+        <w:spacing w:before="60" w:after="120"/>
+      </w:pPr>
+      <w:r>
+        <w:pict w14:anchorId="34A64182">
+          <v:rect id="_x0000_i1050" style="width:0;height:1.5pt" o:hralign="center" o:hrstd="t" o:hr="t" fillcolor="#a0a0a0" stroked="f"/>
+        </w:pict>
+      </w:r>
+    </w:p>
+    <w:p>
+      <w:pPr>
+        <w:spacing w:before="60" w:after="120"/>
+      </w:pPr>
+      <w:r>
+        <w:rPr>
+          <w:rFonts w:ascii="Segoe UI Emoji" w:hAnsi="Segoe UI Emoji" w:cs="Segoe UI Emoji"/>
+          <w:b/>
+          <w:bCs/>
+        </w:rPr>
+        <w:t>🟡</w:t>
+      </w:r>
+      <w:r>
+        <w:rPr>
+          <w:b/>
+          <w:bCs/>
+        </w:rPr>
+        <w:t xml:space="preserve"> Prima di aprire l'</w:t>
+      </w:r>
+      <w:proofErr w:type="spellStart"/>
+      <w:r>
+        <w:rPr>
+          <w:b/>
+          <w:bCs/>
+        </w:rPr>
+        <w:t>auth</w:t>
+      </w:r>
+      <w:proofErr w:type="spellEnd"/>
+      <w:r>
+        <w:rPr>
+          <w:b/>
+          <w:bCs/>
+        </w:rPr>
+        <w:t xml:space="preserve"> agli utenti reali</w:t>
+      </w:r>
+    </w:p>
+    <w:p>
+      <w:pPr>
+        <w:numPr>
+          <w:ilvl w:val="0"/>
+          <w:numId w:val="5"/>
+        </w:numPr>
+        <w:spacing w:before="60" w:after="120"/>
+      </w:pPr>
+      <w:r>
+        <w:t xml:space="preserve">Aggiornare </w:t>
+      </w:r>
+      <w:proofErr w:type="spellStart"/>
+      <w:r>
+        <w:t>Redirect</w:t>
+      </w:r>
+      <w:proofErr w:type="spellEnd"/>
+      <w:r>
+        <w:t xml:space="preserve"> URL </w:t>
+      </w:r>
+      <w:proofErr w:type="spellStart"/>
+      <w:r>
+        <w:t>Supabase</w:t>
+      </w:r>
+      <w:proofErr w:type="spellEnd"/>
+      <w:r>
+        <w:t xml:space="preserve"> → formazione-digitale.it</w:t>
+      </w:r>
+    </w:p>
+    <w:p>
+      <w:pPr>
+        <w:numPr>
+          <w:ilvl w:val="0"/>
+          <w:numId w:val="5"/>
+        </w:numPr>
+        <w:spacing w:before="60" w:after="120"/>
+      </w:pPr>
+      <w:r>
+        <w:t xml:space="preserve">Dominio verificato </w:t>
+      </w:r>
+      <w:proofErr w:type="spellStart"/>
+      <w:r>
+        <w:t>Resend</w:t>
+      </w:r>
+      <w:proofErr w:type="spellEnd"/>
+      <w:r>
+        <w:t xml:space="preserve"> (</w:t>
+      </w:r>
+      <w:proofErr w:type="gramStart"/>
+      <w:r>
+        <w:t>email</w:t>
+      </w:r>
+      <w:proofErr w:type="gramEnd"/>
+      <w:r>
+        <w:t xml:space="preserve"> </w:t>
+      </w:r>
+      <w:proofErr w:type="spellStart"/>
+      <w:r>
+        <w:t>magic</w:t>
+      </w:r>
+      <w:proofErr w:type="spellEnd"/>
+      <w:r>
+        <w:t xml:space="preserve"> link in spam)</w:t>
+      </w:r>
+    </w:p>
+    <w:p>
+      <w:pPr>
+        <w:numPr>
+          <w:ilvl w:val="0"/>
+          <w:numId w:val="5"/>
+        </w:numPr>
+        <w:spacing w:before="60" w:after="120"/>
+      </w:pPr>
+      <w:r>
+        <w:t xml:space="preserve">Login Google </w:t>
+      </w:r>
+      <w:proofErr w:type="spellStart"/>
+      <w:r>
+        <w:t>OAuth</w:t>
+      </w:r>
+      <w:proofErr w:type="spellEnd"/>
+    </w:p>
+    <w:p>
+      <w:pPr>
+        <w:numPr>
+          <w:ilvl w:val="0"/>
+          <w:numId w:val="5"/>
+        </w:numPr>
+        <w:spacing w:before="60" w:after="120"/>
+      </w:pPr>
+      <w:r>
+        <w:t>Aggiornare Privacy Policy con sezione autenticazione + cookie sessione</w:t>
+      </w:r>
+    </w:p>
+    <w:p>
+      <w:pPr>
+        <w:numPr>
+          <w:ilvl w:val="0"/>
+          <w:numId w:val="5"/>
+        </w:numPr>
+        <w:spacing w:before="60" w:after="120"/>
+      </w:pPr>
+      <w:r>
+        <w:t>Banner cookie</w:t>
+      </w:r>
+    </w:p>
+    <w:p>
+      <w:pPr>
+        <w:numPr>
+          <w:ilvl w:val="0"/>
+          <w:numId w:val="5"/>
+        </w:numPr>
+        <w:spacing w:before="60" w:after="120"/>
+      </w:pPr>
+      <w:r>
+        <w:t>Auth in tutte le sottopagine</w:t>
+      </w:r>
+    </w:p>
+    <w:p>
+      <w:pPr>
+        <w:numPr>
+          <w:ilvl w:val="0"/>
+          <w:numId w:val="5"/>
+        </w:numPr>
+        <w:spacing w:before="60" w:after="120"/>
+      </w:pPr>
+      <w:r>
+        <w:t>Segnalibri sulle card</w:t>
+      </w:r>
+    </w:p>
+    <w:p>
+      <w:pPr>
+        <w:numPr>
+          <w:ilvl w:val="0"/>
+          <w:numId w:val="5"/>
+        </w:numPr>
+        <w:spacing w:before="60" w:after="120"/>
+      </w:pPr>
+      <w:r>
+        <w:t xml:space="preserve">Checklist persistenti via </w:t>
+      </w:r>
+      <w:proofErr w:type="spellStart"/>
+      <w:r>
+        <w:t>Supabase</w:t>
+      </w:r>
+      <w:proofErr w:type="spellEnd"/>
+    </w:p>
+    <w:p>
+      <w:pPr>
+        <w:spacing w:before="60" w:after="120"/>
+      </w:pPr>
+      <w:r>
+        <w:pict w14:anchorId="692BE27A">
+          <v:rect id="_x0000_i1051" style="width:0;height:1.5pt" o:hralign="center" o:hrstd="t" o:hr="t" fillcolor="#a0a0a0" stroked="f"/>
+        </w:pict>
+      </w:r>
+    </w:p>
+    <w:p>
+      <w:pPr>
+        <w:spacing w:before="60" w:after="120"/>
+      </w:pPr>
+      <w:r>
+        <w:rPr>
+          <w:rFonts w:ascii="Segoe UI Emoji" w:hAnsi="Segoe UI Emoji" w:cs="Segoe UI Emoji"/>
+          <w:b/>
+          <w:bCs/>
+        </w:rPr>
+        <w:t>🟢</w:t>
+      </w:r>
+      <w:r>
+        <w:rPr>
+          <w:b/>
+          <w:bCs/>
+        </w:rPr>
+        <w:t xml:space="preserve"> Miglioramenti continui</w:t>
+      </w:r>
+    </w:p>
+    <w:p>
+      <w:pPr>
+        <w:numPr>
+          <w:ilvl w:val="0"/>
+          <w:numId w:val="6"/>
+        </w:numPr>
+        <w:spacing w:before="60" w:after="120"/>
+        <w:rPr>
+          <w:lang w:val="en-US"/>
+        </w:rPr>
+      </w:pPr>
+      <w:r>
+        <w:rPr>
+          <w:lang w:val="en-US"/>
+        </w:rPr>
+        <w:t>font-display: swap (LCP mobile)</w:t>
+      </w:r>
+    </w:p>
+    <w:p>
+      <w:pPr>
+        <w:numPr>
+          <w:ilvl w:val="0"/>
+          <w:numId w:val="6"/>
+        </w:numPr>
+        <w:spacing w:before="60" w:after="120"/>
+      </w:pPr>
+      <w:r>
+        <w:t xml:space="preserve">Conversione PNG → </w:t>
+      </w:r>
+      <w:proofErr w:type="spellStart"/>
+      <w:r>
+        <w:t>WebP</w:t>
+      </w:r>
+      <w:proofErr w:type="spellEnd"/>
+    </w:p>
+    <w:p>
+      <w:pPr>
+        <w:numPr>
+          <w:ilvl w:val="0"/>
+          <w:numId w:val="6"/>
+        </w:numPr>
+        <w:spacing w:before="60" w:after="120"/>
+      </w:pPr>
+      <w:r>
+        <w:t>Migrazione JS in /</w:t>
+      </w:r>
+      <w:proofErr w:type="spellStart"/>
+      <w:r>
+        <w:t>js</w:t>
+      </w:r>
+      <w:proofErr w:type="spellEnd"/>
+      <w:r>
+        <w:t>/</w:t>
+      </w:r>
+    </w:p>
+    <w:p>
+      <w:pPr>
+        <w:numPr>
+          <w:ilvl w:val="0"/>
+          <w:numId w:val="6"/>
+        </w:numPr>
+        <w:spacing w:before="60" w:after="120"/>
+      </w:pPr>
+      <w:r>
+        <w:t xml:space="preserve">Nuovi contenuti (Pillola </w:t>
+      </w:r>
+      <w:proofErr w:type="spellStart"/>
+      <w:r>
+        <w:t>PageSpeed</w:t>
+      </w:r>
+      <w:proofErr w:type="spellEnd"/>
+      <w:r>
+        <w:t>, Pillola Triade CIA, altri)</w:t>
+      </w:r>
+    </w:p>
+    <w:p>
+      <w:pPr>
+        <w:spacing w:before="60" w:after="120"/>
+      </w:pPr>
+      <w:r>
+        <w:lastRenderedPageBreak/>
+        <w:pict w14:anchorId="539C62BF">
+          <v:rect id="_x0000_i1052" style="width:0;height:1.5pt" o:hralign="center" o:hrstd="t" o:hr="t" fillcolor="#a0a0a0" stroked="f"/>
+        </w:pict>
+      </w:r>
+    </w:p>
+    <w:p>
+      <w:pPr>
+        <w:spacing w:before="60" w:after="120"/>
+      </w:pPr>
+      <w:r>
+        <w:rPr>
+          <w:rFonts w:ascii="Segoe UI Emoji" w:hAnsi="Segoe UI Emoji" w:cs="Segoe UI Emoji"/>
+          <w:b/>
+          <w:bCs/>
+        </w:rPr>
+        <w:t>🔵</w:t>
+      </w:r>
+      <w:r>
+        <w:rPr>
+          <w:b/>
+          <w:bCs/>
+        </w:rPr>
+        <w:t xml:space="preserve"> </w:t>
+      </w:r>
+      <w:proofErr w:type="gramStart"/>
+      <w:r>
+        <w:rPr>
+          <w:b/>
+          <w:bCs/>
+        </w:rPr>
+        <w:t>Settembre</w:t>
+      </w:r>
+      <w:proofErr w:type="gramEnd"/>
+      <w:r>
+        <w:rPr>
+          <w:b/>
+          <w:bCs/>
+        </w:rPr>
+        <w:t xml:space="preserve"> 2026 — ordine obbligatorio</w:t>
+      </w:r>
+    </w:p>
+    <w:p>
+      <w:pPr>
+        <w:numPr>
+          <w:ilvl w:val="0"/>
+          <w:numId w:val="7"/>
+        </w:numPr>
+        <w:spacing w:before="60" w:after="120"/>
+      </w:pPr>
+      <w:proofErr w:type="spellStart"/>
+      <w:r>
+        <w:t>Vercel</w:t>
+      </w:r>
+      <w:proofErr w:type="spellEnd"/>
+      <w:r>
+        <w:t xml:space="preserve"> come unico hosting</w:t>
+      </w:r>
+    </w:p>
+    <w:p>
+      <w:pPr>
+        <w:numPr>
+          <w:ilvl w:val="0"/>
+          <w:numId w:val="7"/>
+        </w:numPr>
+        <w:spacing w:before="60" w:after="120"/>
+      </w:pPr>
+      <w:r>
+        <w:t xml:space="preserve">Variabili d'ambiente </w:t>
+      </w:r>
+      <w:proofErr w:type="spellStart"/>
+      <w:r>
+        <w:t>Vercel</w:t>
+      </w:r>
+      <w:proofErr w:type="spellEnd"/>
+      <w:r>
+        <w:t xml:space="preserve"> (token </w:t>
+      </w:r>
+      <w:proofErr w:type="spellStart"/>
+      <w:r>
+        <w:t>Supabase</w:t>
+      </w:r>
+      <w:proofErr w:type="spellEnd"/>
+      <w:r>
+        <w:t>)</w:t>
+      </w:r>
+    </w:p>
+    <w:p>
+      <w:pPr>
+        <w:numPr>
+          <w:ilvl w:val="0"/>
+          <w:numId w:val="7"/>
+        </w:numPr>
+        <w:spacing w:before="60" w:after="120"/>
+      </w:pPr>
+      <w:proofErr w:type="spellStart"/>
+      <w:r>
+        <w:t>Serverless</w:t>
+      </w:r>
+      <w:proofErr w:type="spellEnd"/>
+      <w:r>
+        <w:t xml:space="preserve"> </w:t>
+      </w:r>
+      <w:proofErr w:type="spellStart"/>
+      <w:r>
+        <w:t>Function</w:t>
+      </w:r>
+      <w:proofErr w:type="spellEnd"/>
+      <w:r>
+        <w:t xml:space="preserve"> /api/competenze</w:t>
+      </w:r>
+    </w:p>
+    <w:p>
+      <w:pPr>
+        <w:numPr>
+          <w:ilvl w:val="0"/>
+          <w:numId w:val="7"/>
+        </w:numPr>
+        <w:spacing w:before="60" w:after="120"/>
+      </w:pPr>
+      <w:r>
+        <w:t xml:space="preserve">Tabella </w:t>
+      </w:r>
+      <w:proofErr w:type="spellStart"/>
+      <w:r>
+        <w:t>risorse_competenze</w:t>
+      </w:r>
+      <w:proofErr w:type="spellEnd"/>
+      <w:r>
+        <w:t xml:space="preserve"> </w:t>
+      </w:r>
+      <w:proofErr w:type="spellStart"/>
+      <w:r>
+        <w:t>Supabase</w:t>
+      </w:r>
+      <w:proofErr w:type="spellEnd"/>
+    </w:p>
+    <w:p>
+      <w:pPr>
+        <w:numPr>
+          <w:ilvl w:val="0"/>
+          <w:numId w:val="7"/>
+        </w:numPr>
+        <w:spacing w:before="60" w:after="120"/>
+      </w:pPr>
+      <w:r>
+        <w:t>competenze.js client</w:t>
+      </w:r>
+    </w:p>
+    <w:p>
+      <w:pPr>
+        <w:numPr>
+          <w:ilvl w:val="0"/>
+          <w:numId w:val="7"/>
+        </w:numPr>
+        <w:spacing w:before="60" w:after="120"/>
+      </w:pPr>
+      <w:r>
+        <w:t xml:space="preserve">Badge </w:t>
+      </w:r>
+      <w:proofErr w:type="spellStart"/>
+      <w:r>
+        <w:t>DigComp</w:t>
+      </w:r>
+      <w:proofErr w:type="spellEnd"/>
+      <w:r>
+        <w:t xml:space="preserve"> nelle card</w:t>
+      </w:r>
+    </w:p>
+    <w:p>
+      <w:pPr>
+        <w:numPr>
+          <w:ilvl w:val="0"/>
+          <w:numId w:val="7"/>
+        </w:numPr>
+        <w:spacing w:before="60" w:after="120"/>
+      </w:pPr>
+      <w:r>
+        <w:t>Profilo competenze utente</w:t>
+      </w:r>
+    </w:p>
+    <w:p>
+      <w:pPr>
+        <w:numPr>
+          <w:ilvl w:val="0"/>
+          <w:numId w:val="7"/>
+        </w:numPr>
+        <w:spacing w:before="60" w:after="120"/>
+        <w:rPr>
+          <w:lang w:val="en-US"/>
+        </w:rPr>
+      </w:pPr>
+      <w:proofErr w:type="spellStart"/>
+      <w:r>
+        <w:rPr>
+          <w:lang w:val="en-US"/>
+        </w:rPr>
+        <w:t>Vercel</w:t>
+      </w:r>
+      <w:proofErr w:type="spellEnd"/>
+      <w:r>
+        <w:rPr>
+          <w:lang w:val="en-US"/>
+        </w:rPr>
+        <w:t xml:space="preserve"> Cron Job (</w:t>
+      </w:r>
+      <w:proofErr w:type="spellStart"/>
+      <w:r>
+        <w:rPr>
+          <w:lang w:val="en-US"/>
+        </w:rPr>
+        <w:t>sostituisce</w:t>
+      </w:r>
+      <w:proofErr w:type="spellEnd"/>
+      <w:r>
+        <w:rPr>
+          <w:lang w:val="en-US"/>
+        </w:rPr>
+        <w:t xml:space="preserve"> GitHub Actions)</w:t>
       </w:r>
     </w:p>
     <w:sectPr>
@@ -12835,6 +13531,304 @@
 <file path=word/numbering.xml><?xml version="1.0" encoding="utf-8"?>
 <w:numbering xmlns:wpc="http://schemas.microsoft.com/office/word/2010/wordprocessingCanvas" xmlns:cx="http://schemas.microsoft.com/office/drawing/2014/chartex" xmlns:cx1="http://schemas.microsoft.com/office/drawing/2015/9/8/chartex" xmlns:cx2="http://schemas.microsoft.com/office/drawing/2015/10/21/chartex" xmlns:cx3="http://schemas.microsoft.com/office/drawing/2016/5/9/chartex" xmlns:cx4="http://schemas.microsoft.com/office/drawing/2016/5/10/chartex" xmlns:cx5="http://schemas.microsoft.com/office/drawing/2016/5/11/chartex" xmlns:cx6="http://schemas.microsoft.com/office/drawing/2016/5/12/chartex" xmlns:cx7="http://schemas.microsoft.com/office/drawing/2016/5/13/chartex" xmlns:cx8="http://schemas.microsoft.com/office/drawing/2016/5/14/chartex" xmlns:mc="http://schemas.openxmlformats.org/markup-compatibility/2006" xmlns:aink="http://schemas.microsoft.com/office/drawing/2016/ink" xmlns:am3d="http://schemas.microsoft.com/office/drawing/2017/model3d" xmlns:o="urn:schemas-microsoft-com:office:office" xmlns:oel="http://schemas.microsoft.com/office/2019/extlst" xmlns:r="http://schemas.openxmlformats.org/officeDocument/2006/relationships" xmlns:m="http://schemas.openxmlformats.org/officeDocument/2006/math" xmlns:v="urn:schemas-microsoft-com:vml" xmlns:wp14="http://schemas.microsoft.com/office/word/2010/wordprocessingDrawing" xmlns:wp="http://schemas.openxmlformats.org/drawingml/2006/wordprocessingDrawing" xmlns:w10="urn:schemas-microsoft-com:office:word" xmlns:w="http://schemas.openxmlformats.org/wordprocessingml/2006/main" xmlns:w14="http://schemas.microsoft.com/office/word/2010/wordml" xmlns:w15="http://schemas.microsoft.com/office/word/2012/wordml" xmlns:w16cex="http://schemas.microsoft.com/office/word/2018/wordml/cex" xmlns:w16cid="http://schemas.microsoft.com/office/word/2016/wordml/cid" xmlns:w16="http://schemas.microsoft.com/office/word/2018/wordml" xmlns:w16du="http://schemas.microsoft.com/office/word/2023/wordml/word16du" xmlns:w16sdtdh="http://schemas.microsoft.com/office/word/2020/wordml/sdtdatahash" xmlns:w16sdtfl="http://schemas.microsoft.com/office/word/2024/wordml/sdtformatlock" xmlns:w16se="http://schemas.microsoft.com/office/word/2015/wordml/symex" xmlns:wpg="http://schemas.microsoft.com/office/word/2010/wordprocessingGroup" xmlns:wpi="http://schemas.microsoft.com/office/word/2010/wordprocessingInk" xmlns:wne="http://schemas.microsoft.com/office/word/2006/wordml" xmlns:wps="http://schemas.microsoft.com/office/word/2010/wordprocessingShape" mc:Ignorable="w14 w15 w16se w16cid w16 w16cex w16sdtdh w16sdtfl w16du wp14">
   <w:abstractNum w:abstractNumId="0" w15:restartNumberingAfterBreak="0">
+    <w:nsid w:val="2D275C64"/>
+    <w:multiLevelType w:val="multilevel"/>
+    <w:tmpl w:val="57B09482"/>
+    <w:lvl w:ilvl="0">
+      <w:start w:val="1"/>
+      <w:numFmt w:val="bullet"/>
+      <w:lvlText w:val=""/>
+      <w:lvlJc w:val="left"/>
+      <w:pPr>
+        <w:tabs>
+          <w:tab w:val="num" w:pos="720"/>
+        </w:tabs>
+        <w:ind w:left="720" w:hanging="360"/>
+      </w:pPr>
+      <w:rPr>
+        <w:rFonts w:ascii="Symbol" w:hAnsi="Symbol" w:hint="default"/>
+        <w:sz w:val="20"/>
+      </w:rPr>
+    </w:lvl>
+    <w:lvl w:ilvl="1" w:tentative="1">
+      <w:start w:val="1"/>
+      <w:numFmt w:val="bullet"/>
+      <w:lvlText w:val="o"/>
+      <w:lvlJc w:val="left"/>
+      <w:pPr>
+        <w:tabs>
+          <w:tab w:val="num" w:pos="1440"/>
+        </w:tabs>
+        <w:ind w:left="1440" w:hanging="360"/>
+      </w:pPr>
+      <w:rPr>
+        <w:rFonts w:ascii="Courier New" w:hAnsi="Courier New" w:hint="default"/>
+        <w:sz w:val="20"/>
+      </w:rPr>
+    </w:lvl>
+    <w:lvl w:ilvl="2" w:tentative="1">
+      <w:start w:val="1"/>
+      <w:numFmt w:val="bullet"/>
+      <w:lvlText w:val=""/>
+      <w:lvlJc w:val="left"/>
+      <w:pPr>
+        <w:tabs>
+          <w:tab w:val="num" w:pos="2160"/>
+        </w:tabs>
+        <w:ind w:left="2160" w:hanging="360"/>
+      </w:pPr>
+      <w:rPr>
+        <w:rFonts w:ascii="Wingdings" w:hAnsi="Wingdings" w:hint="default"/>
+        <w:sz w:val="20"/>
+      </w:rPr>
+    </w:lvl>
+    <w:lvl w:ilvl="3" w:tentative="1">
+      <w:start w:val="1"/>
+      <w:numFmt w:val="bullet"/>
+      <w:lvlText w:val=""/>
+      <w:lvlJc w:val="left"/>
+      <w:pPr>
+        <w:tabs>
+          <w:tab w:val="num" w:pos="2880"/>
+        </w:tabs>
+        <w:ind w:left="2880" w:hanging="360"/>
+      </w:pPr>
+      <w:rPr>
+        <w:rFonts w:ascii="Wingdings" w:hAnsi="Wingdings" w:hint="default"/>
+        <w:sz w:val="20"/>
+      </w:rPr>
+    </w:lvl>
+    <w:lvl w:ilvl="4" w:tentative="1">
+      <w:start w:val="1"/>
+      <w:numFmt w:val="bullet"/>
+      <w:lvlText w:val=""/>
+      <w:lvlJc w:val="left"/>
+      <w:pPr>
+        <w:tabs>
+          <w:tab w:val="num" w:pos="3600"/>
+        </w:tabs>
+        <w:ind w:left="3600" w:hanging="360"/>
+      </w:pPr>
+      <w:rPr>
+        <w:rFonts w:ascii="Wingdings" w:hAnsi="Wingdings" w:hint="default"/>
+        <w:sz w:val="20"/>
+      </w:rPr>
+    </w:lvl>
+    <w:lvl w:ilvl="5" w:tentative="1">
+      <w:start w:val="1"/>
+      <w:numFmt w:val="bullet"/>
+      <w:lvlText w:val=""/>
+      <w:lvlJc w:val="left"/>
+      <w:pPr>
+        <w:tabs>
+          <w:tab w:val="num" w:pos="4320"/>
+        </w:tabs>
+        <w:ind w:left="4320" w:hanging="360"/>
+      </w:pPr>
+      <w:rPr>
+        <w:rFonts w:ascii="Wingdings" w:hAnsi="Wingdings" w:hint="default"/>
+        <w:sz w:val="20"/>
+      </w:rPr>
+    </w:lvl>
+    <w:lvl w:ilvl="6" w:tentative="1">
+      <w:start w:val="1"/>
+      <w:numFmt w:val="bullet"/>
+      <w:lvlText w:val=""/>
+      <w:lvlJc w:val="left"/>
+      <w:pPr>
+        <w:tabs>
+          <w:tab w:val="num" w:pos="5040"/>
+        </w:tabs>
+        <w:ind w:left="5040" w:hanging="360"/>
+      </w:pPr>
+      <w:rPr>
+        <w:rFonts w:ascii="Wingdings" w:hAnsi="Wingdings" w:hint="default"/>
+        <w:sz w:val="20"/>
+      </w:rPr>
+    </w:lvl>
+    <w:lvl w:ilvl="7" w:tentative="1">
+      <w:start w:val="1"/>
+      <w:numFmt w:val="bullet"/>
+      <w:lvlText w:val=""/>
+      <w:lvlJc w:val="left"/>
+      <w:pPr>
+        <w:tabs>
+          <w:tab w:val="num" w:pos="5760"/>
+        </w:tabs>
+        <w:ind w:left="5760" w:hanging="360"/>
+      </w:pPr>
+      <w:rPr>
+        <w:rFonts w:ascii="Wingdings" w:hAnsi="Wingdings" w:hint="default"/>
+        <w:sz w:val="20"/>
+      </w:rPr>
+    </w:lvl>
+    <w:lvl w:ilvl="8" w:tentative="1">
+      <w:start w:val="1"/>
+      <w:numFmt w:val="bullet"/>
+      <w:lvlText w:val=""/>
+      <w:lvlJc w:val="left"/>
+      <w:pPr>
+        <w:tabs>
+          <w:tab w:val="num" w:pos="6480"/>
+        </w:tabs>
+        <w:ind w:left="6480" w:hanging="360"/>
+      </w:pPr>
+      <w:rPr>
+        <w:rFonts w:ascii="Wingdings" w:hAnsi="Wingdings" w:hint="default"/>
+        <w:sz w:val="20"/>
+      </w:rPr>
+    </w:lvl>
+  </w:abstractNum>
+  <w:abstractNum w:abstractNumId="1" w15:restartNumberingAfterBreak="0">
+    <w:nsid w:val="30EB6B0A"/>
+    <w:multiLevelType w:val="multilevel"/>
+    <w:tmpl w:val="39BAF176"/>
+    <w:lvl w:ilvl="0">
+      <w:start w:val="1"/>
+      <w:numFmt w:val="bullet"/>
+      <w:lvlText w:val=""/>
+      <w:lvlJc w:val="left"/>
+      <w:pPr>
+        <w:tabs>
+          <w:tab w:val="num" w:pos="720"/>
+        </w:tabs>
+        <w:ind w:left="720" w:hanging="360"/>
+      </w:pPr>
+      <w:rPr>
+        <w:rFonts w:ascii="Symbol" w:hAnsi="Symbol" w:hint="default"/>
+        <w:sz w:val="20"/>
+      </w:rPr>
+    </w:lvl>
+    <w:lvl w:ilvl="1" w:tentative="1">
+      <w:start w:val="1"/>
+      <w:numFmt w:val="bullet"/>
+      <w:lvlText w:val="o"/>
+      <w:lvlJc w:val="left"/>
+      <w:pPr>
+        <w:tabs>
+          <w:tab w:val="num" w:pos="1440"/>
+        </w:tabs>
+        <w:ind w:left="1440" w:hanging="360"/>
+      </w:pPr>
+      <w:rPr>
+        <w:rFonts w:ascii="Courier New" w:hAnsi="Courier New" w:hint="default"/>
+        <w:sz w:val="20"/>
+      </w:rPr>
+    </w:lvl>
+    <w:lvl w:ilvl="2" w:tentative="1">
+      <w:start w:val="1"/>
+      <w:numFmt w:val="bullet"/>
+      <w:lvlText w:val=""/>
+      <w:lvlJc w:val="left"/>
+      <w:pPr>
+        <w:tabs>
+          <w:tab w:val="num" w:pos="2160"/>
+        </w:tabs>
+        <w:ind w:left="2160" w:hanging="360"/>
+      </w:pPr>
+      <w:rPr>
+        <w:rFonts w:ascii="Wingdings" w:hAnsi="Wingdings" w:hint="default"/>
+        <w:sz w:val="20"/>
+      </w:rPr>
+    </w:lvl>
+    <w:lvl w:ilvl="3" w:tentative="1">
+      <w:start w:val="1"/>
+      <w:numFmt w:val="bullet"/>
+      <w:lvlText w:val=""/>
+      <w:lvlJc w:val="left"/>
+      <w:pPr>
+        <w:tabs>
+          <w:tab w:val="num" w:pos="2880"/>
+        </w:tabs>
+        <w:ind w:left="2880" w:hanging="360"/>
+      </w:pPr>
+      <w:rPr>
+        <w:rFonts w:ascii="Wingdings" w:hAnsi="Wingdings" w:hint="default"/>
+        <w:sz w:val="20"/>
+      </w:rPr>
+    </w:lvl>
+    <w:lvl w:ilvl="4" w:tentative="1">
+      <w:start w:val="1"/>
+      <w:numFmt w:val="bullet"/>
+      <w:lvlText w:val=""/>
+      <w:lvlJc w:val="left"/>
+      <w:pPr>
+        <w:tabs>
+          <w:tab w:val="num" w:pos="3600"/>
+        </w:tabs>
+        <w:ind w:left="3600" w:hanging="360"/>
+      </w:pPr>
+      <w:rPr>
+        <w:rFonts w:ascii="Wingdings" w:hAnsi="Wingdings" w:hint="default"/>
+        <w:sz w:val="20"/>
+      </w:rPr>
+    </w:lvl>
+    <w:lvl w:ilvl="5" w:tentative="1">
+      <w:start w:val="1"/>
+      <w:numFmt w:val="bullet"/>
+      <w:lvlText w:val=""/>
+      <w:lvlJc w:val="left"/>
+      <w:pPr>
+        <w:tabs>
+          <w:tab w:val="num" w:pos="4320"/>
+        </w:tabs>
+        <w:ind w:left="4320" w:hanging="360"/>
+      </w:pPr>
+      <w:rPr>
+        <w:rFonts w:ascii="Wingdings" w:hAnsi="Wingdings" w:hint="default"/>
+        <w:sz w:val="20"/>
+      </w:rPr>
+    </w:lvl>
+    <w:lvl w:ilvl="6" w:tentative="1">
+      <w:start w:val="1"/>
+      <w:numFmt w:val="bullet"/>
+      <w:lvlText w:val=""/>
+      <w:lvlJc w:val="left"/>
+      <w:pPr>
+        <w:tabs>
+          <w:tab w:val="num" w:pos="5040"/>
+        </w:tabs>
+        <w:ind w:left="5040" w:hanging="360"/>
+      </w:pPr>
+      <w:rPr>
+        <w:rFonts w:ascii="Wingdings" w:hAnsi="Wingdings" w:hint="default"/>
+        <w:sz w:val="20"/>
+      </w:rPr>
+    </w:lvl>
+    <w:lvl w:ilvl="7" w:tentative="1">
+      <w:start w:val="1"/>
+      <w:numFmt w:val="bullet"/>
+      <w:lvlText w:val=""/>
+      <w:lvlJc w:val="left"/>
+      <w:pPr>
+        <w:tabs>
+          <w:tab w:val="num" w:pos="5760"/>
+        </w:tabs>
+        <w:ind w:left="5760" w:hanging="360"/>
+      </w:pPr>
+      <w:rPr>
+        <w:rFonts w:ascii="Wingdings" w:hAnsi="Wingdings" w:hint="default"/>
+        <w:sz w:val="20"/>
+      </w:rPr>
+    </w:lvl>
+    <w:lvl w:ilvl="8" w:tentative="1">
+      <w:start w:val="1"/>
+      <w:numFmt w:val="bullet"/>
+      <w:lvlText w:val=""/>
+      <w:lvlJc w:val="left"/>
+      <w:pPr>
+        <w:tabs>
+          <w:tab w:val="num" w:pos="6480"/>
+        </w:tabs>
+        <w:ind w:left="6480" w:hanging="360"/>
+      </w:pPr>
+      <w:rPr>
+        <w:rFonts w:ascii="Wingdings" w:hAnsi="Wingdings" w:hint="default"/>
+        <w:sz w:val="20"/>
+      </w:rPr>
+    </w:lvl>
+  </w:abstractNum>
+  <w:abstractNum w:abstractNumId="2" w15:restartNumberingAfterBreak="0">
     <w:nsid w:val="426727DA"/>
     <w:multiLevelType w:val="hybridMultilevel"/>
     <w:tmpl w:val="433A643C"/>
@@ -12888,7 +13882,156 @@
       <w:lvlJc w:val="left"/>
     </w:lvl>
   </w:abstractNum>
-  <w:abstractNum w:abstractNumId="1" w15:restartNumberingAfterBreak="0">
+  <w:abstractNum w:abstractNumId="3" w15:restartNumberingAfterBreak="0">
+    <w:nsid w:val="4C2F6875"/>
+    <w:multiLevelType w:val="multilevel"/>
+    <w:tmpl w:val="54943C20"/>
+    <w:lvl w:ilvl="0">
+      <w:start w:val="1"/>
+      <w:numFmt w:val="bullet"/>
+      <w:lvlText w:val=""/>
+      <w:lvlJc w:val="left"/>
+      <w:pPr>
+        <w:tabs>
+          <w:tab w:val="num" w:pos="720"/>
+        </w:tabs>
+        <w:ind w:left="720" w:hanging="360"/>
+      </w:pPr>
+      <w:rPr>
+        <w:rFonts w:ascii="Symbol" w:hAnsi="Symbol" w:hint="default"/>
+        <w:sz w:val="20"/>
+      </w:rPr>
+    </w:lvl>
+    <w:lvl w:ilvl="1" w:tentative="1">
+      <w:start w:val="1"/>
+      <w:numFmt w:val="bullet"/>
+      <w:lvlText w:val="o"/>
+      <w:lvlJc w:val="left"/>
+      <w:pPr>
+        <w:tabs>
+          <w:tab w:val="num" w:pos="1440"/>
+        </w:tabs>
+        <w:ind w:left="1440" w:hanging="360"/>
+      </w:pPr>
+      <w:rPr>
+        <w:rFonts w:ascii="Courier New" w:hAnsi="Courier New" w:hint="default"/>
+        <w:sz w:val="20"/>
+      </w:rPr>
+    </w:lvl>
+    <w:lvl w:ilvl="2" w:tentative="1">
+      <w:start w:val="1"/>
+      <w:numFmt w:val="bullet"/>
+      <w:lvlText w:val=""/>
+      <w:lvlJc w:val="left"/>
+      <w:pPr>
+        <w:tabs>
+          <w:tab w:val="num" w:pos="2160"/>
+        </w:tabs>
+        <w:ind w:left="2160" w:hanging="360"/>
+      </w:pPr>
+      <w:rPr>
+        <w:rFonts w:ascii="Wingdings" w:hAnsi="Wingdings" w:hint="default"/>
+        <w:sz w:val="20"/>
+      </w:rPr>
+    </w:lvl>
+    <w:lvl w:ilvl="3" w:tentative="1">
+      <w:start w:val="1"/>
+      <w:numFmt w:val="bullet"/>
+      <w:lvlText w:val=""/>
+      <w:lvlJc w:val="left"/>
+      <w:pPr>
+        <w:tabs>
+          <w:tab w:val="num" w:pos="2880"/>
+        </w:tabs>
+        <w:ind w:left="2880" w:hanging="360"/>
+      </w:pPr>
+      <w:rPr>
+        <w:rFonts w:ascii="Wingdings" w:hAnsi="Wingdings" w:hint="default"/>
+        <w:sz w:val="20"/>
+      </w:rPr>
+    </w:lvl>
+    <w:lvl w:ilvl="4" w:tentative="1">
+      <w:start w:val="1"/>
+      <w:numFmt w:val="bullet"/>
+      <w:lvlText w:val=""/>
+      <w:lvlJc w:val="left"/>
+      <w:pPr>
+        <w:tabs>
+          <w:tab w:val="num" w:pos="3600"/>
+        </w:tabs>
+        <w:ind w:left="3600" w:hanging="360"/>
+      </w:pPr>
+      <w:rPr>
+        <w:rFonts w:ascii="Wingdings" w:hAnsi="Wingdings" w:hint="default"/>
+        <w:sz w:val="20"/>
+      </w:rPr>
+    </w:lvl>
+    <w:lvl w:ilvl="5" w:tentative="1">
+      <w:start w:val="1"/>
+      <w:numFmt w:val="bullet"/>
+      <w:lvlText w:val=""/>
+      <w:lvlJc w:val="left"/>
+      <w:pPr>
+        <w:tabs>
+          <w:tab w:val="num" w:pos="4320"/>
+        </w:tabs>
+        <w:ind w:left="4320" w:hanging="360"/>
+      </w:pPr>
+      <w:rPr>
+        <w:rFonts w:ascii="Wingdings" w:hAnsi="Wingdings" w:hint="default"/>
+        <w:sz w:val="20"/>
+      </w:rPr>
+    </w:lvl>
+    <w:lvl w:ilvl="6" w:tentative="1">
+      <w:start w:val="1"/>
+      <w:numFmt w:val="bullet"/>
+      <w:lvlText w:val=""/>
+      <w:lvlJc w:val="left"/>
+      <w:pPr>
+        <w:tabs>
+          <w:tab w:val="num" w:pos="5040"/>
+        </w:tabs>
+        <w:ind w:left="5040" w:hanging="360"/>
+      </w:pPr>
+      <w:rPr>
+        <w:rFonts w:ascii="Wingdings" w:hAnsi="Wingdings" w:hint="default"/>
+        <w:sz w:val="20"/>
+      </w:rPr>
+    </w:lvl>
+    <w:lvl w:ilvl="7" w:tentative="1">
+      <w:start w:val="1"/>
+      <w:numFmt w:val="bullet"/>
+      <w:lvlText w:val=""/>
+      <w:lvlJc w:val="left"/>
+      <w:pPr>
+        <w:tabs>
+          <w:tab w:val="num" w:pos="5760"/>
+        </w:tabs>
+        <w:ind w:left="5760" w:hanging="360"/>
+      </w:pPr>
+      <w:rPr>
+        <w:rFonts w:ascii="Wingdings" w:hAnsi="Wingdings" w:hint="default"/>
+        <w:sz w:val="20"/>
+      </w:rPr>
+    </w:lvl>
+    <w:lvl w:ilvl="8" w:tentative="1">
+      <w:start w:val="1"/>
+      <w:numFmt w:val="bullet"/>
+      <w:lvlText w:val=""/>
+      <w:lvlJc w:val="left"/>
+      <w:pPr>
+        <w:tabs>
+          <w:tab w:val="num" w:pos="6480"/>
+        </w:tabs>
+        <w:ind w:left="6480" w:hanging="360"/>
+      </w:pPr>
+      <w:rPr>
+        <w:rFonts w:ascii="Wingdings" w:hAnsi="Wingdings" w:hint="default"/>
+        <w:sz w:val="20"/>
+      </w:rPr>
+    </w:lvl>
+  </w:abstractNum>
+  <w:abstractNum w:abstractNumId="4" w15:restartNumberingAfterBreak="0">
     <w:nsid w:val="5E3E47A1"/>
     <w:multiLevelType w:val="hybridMultilevel"/>
     <w:tmpl w:val="FA40EEFE"/>
@@ -12974,17 +14117,330 @@
       </w:pPr>
     </w:lvl>
   </w:abstractNum>
+  <w:abstractNum w:abstractNumId="5" w15:restartNumberingAfterBreak="0">
+    <w:nsid w:val="6A2265A6"/>
+    <w:multiLevelType w:val="multilevel"/>
+    <w:tmpl w:val="D8747780"/>
+    <w:lvl w:ilvl="0">
+      <w:start w:val="1"/>
+      <w:numFmt w:val="bullet"/>
+      <w:lvlText w:val=""/>
+      <w:lvlJc w:val="left"/>
+      <w:pPr>
+        <w:tabs>
+          <w:tab w:val="num" w:pos="720"/>
+        </w:tabs>
+        <w:ind w:left="720" w:hanging="360"/>
+      </w:pPr>
+      <w:rPr>
+        <w:rFonts w:ascii="Symbol" w:hAnsi="Symbol" w:hint="default"/>
+        <w:sz w:val="20"/>
+      </w:rPr>
+    </w:lvl>
+    <w:lvl w:ilvl="1" w:tentative="1">
+      <w:start w:val="1"/>
+      <w:numFmt w:val="bullet"/>
+      <w:lvlText w:val="o"/>
+      <w:lvlJc w:val="left"/>
+      <w:pPr>
+        <w:tabs>
+          <w:tab w:val="num" w:pos="1440"/>
+        </w:tabs>
+        <w:ind w:left="1440" w:hanging="360"/>
+      </w:pPr>
+      <w:rPr>
+        <w:rFonts w:ascii="Courier New" w:hAnsi="Courier New" w:hint="default"/>
+        <w:sz w:val="20"/>
+      </w:rPr>
+    </w:lvl>
+    <w:lvl w:ilvl="2" w:tentative="1">
+      <w:start w:val="1"/>
+      <w:numFmt w:val="bullet"/>
+      <w:lvlText w:val=""/>
+      <w:lvlJc w:val="left"/>
+      <w:pPr>
+        <w:tabs>
+          <w:tab w:val="num" w:pos="2160"/>
+        </w:tabs>
+        <w:ind w:left="2160" w:hanging="360"/>
+      </w:pPr>
+      <w:rPr>
+        <w:rFonts w:ascii="Wingdings" w:hAnsi="Wingdings" w:hint="default"/>
+        <w:sz w:val="20"/>
+      </w:rPr>
+    </w:lvl>
+    <w:lvl w:ilvl="3" w:tentative="1">
+      <w:start w:val="1"/>
+      <w:numFmt w:val="bullet"/>
+      <w:lvlText w:val=""/>
+      <w:lvlJc w:val="left"/>
+      <w:pPr>
+        <w:tabs>
+          <w:tab w:val="num" w:pos="2880"/>
+        </w:tabs>
+        <w:ind w:left="2880" w:hanging="360"/>
+      </w:pPr>
+      <w:rPr>
+        <w:rFonts w:ascii="Wingdings" w:hAnsi="Wingdings" w:hint="default"/>
+        <w:sz w:val="20"/>
+      </w:rPr>
+    </w:lvl>
+    <w:lvl w:ilvl="4" w:tentative="1">
+      <w:start w:val="1"/>
+      <w:numFmt w:val="bullet"/>
+      <w:lvlText w:val=""/>
+      <w:lvlJc w:val="left"/>
+      <w:pPr>
+        <w:tabs>
+          <w:tab w:val="num" w:pos="3600"/>
+        </w:tabs>
+        <w:ind w:left="3600" w:hanging="360"/>
+      </w:pPr>
+      <w:rPr>
+        <w:rFonts w:ascii="Wingdings" w:hAnsi="Wingdings" w:hint="default"/>
+        <w:sz w:val="20"/>
+      </w:rPr>
+    </w:lvl>
+    <w:lvl w:ilvl="5" w:tentative="1">
+      <w:start w:val="1"/>
+      <w:numFmt w:val="bullet"/>
+      <w:lvlText w:val=""/>
+      <w:lvlJc w:val="left"/>
+      <w:pPr>
+        <w:tabs>
+          <w:tab w:val="num" w:pos="4320"/>
+        </w:tabs>
+        <w:ind w:left="4320" w:hanging="360"/>
+      </w:pPr>
+      <w:rPr>
+        <w:rFonts w:ascii="Wingdings" w:hAnsi="Wingdings" w:hint="default"/>
+        <w:sz w:val="20"/>
+      </w:rPr>
+    </w:lvl>
+    <w:lvl w:ilvl="6" w:tentative="1">
+      <w:start w:val="1"/>
+      <w:numFmt w:val="bullet"/>
+      <w:lvlText w:val=""/>
+      <w:lvlJc w:val="left"/>
+      <w:pPr>
+        <w:tabs>
+          <w:tab w:val="num" w:pos="5040"/>
+        </w:tabs>
+        <w:ind w:left="5040" w:hanging="360"/>
+      </w:pPr>
+      <w:rPr>
+        <w:rFonts w:ascii="Wingdings" w:hAnsi="Wingdings" w:hint="default"/>
+        <w:sz w:val="20"/>
+      </w:rPr>
+    </w:lvl>
+    <w:lvl w:ilvl="7" w:tentative="1">
+      <w:start w:val="1"/>
+      <w:numFmt w:val="bullet"/>
+      <w:lvlText w:val=""/>
+      <w:lvlJc w:val="left"/>
+      <w:pPr>
+        <w:tabs>
+          <w:tab w:val="num" w:pos="5760"/>
+        </w:tabs>
+        <w:ind w:left="5760" w:hanging="360"/>
+      </w:pPr>
+      <w:rPr>
+        <w:rFonts w:ascii="Wingdings" w:hAnsi="Wingdings" w:hint="default"/>
+        <w:sz w:val="20"/>
+      </w:rPr>
+    </w:lvl>
+    <w:lvl w:ilvl="8" w:tentative="1">
+      <w:start w:val="1"/>
+      <w:numFmt w:val="bullet"/>
+      <w:lvlText w:val=""/>
+      <w:lvlJc w:val="left"/>
+      <w:pPr>
+        <w:tabs>
+          <w:tab w:val="num" w:pos="6480"/>
+        </w:tabs>
+        <w:ind w:left="6480" w:hanging="360"/>
+      </w:pPr>
+      <w:rPr>
+        <w:rFonts w:ascii="Wingdings" w:hAnsi="Wingdings" w:hint="default"/>
+        <w:sz w:val="20"/>
+      </w:rPr>
+    </w:lvl>
+  </w:abstractNum>
+  <w:abstractNum w:abstractNumId="6" w15:restartNumberingAfterBreak="0">
+    <w:nsid w:val="7C7A34AC"/>
+    <w:multiLevelType w:val="multilevel"/>
+    <w:tmpl w:val="E18430DA"/>
+    <w:lvl w:ilvl="0">
+      <w:start w:val="1"/>
+      <w:numFmt w:val="bullet"/>
+      <w:lvlText w:val=""/>
+      <w:lvlJc w:val="left"/>
+      <w:pPr>
+        <w:tabs>
+          <w:tab w:val="num" w:pos="720"/>
+        </w:tabs>
+        <w:ind w:left="720" w:hanging="360"/>
+      </w:pPr>
+      <w:rPr>
+        <w:rFonts w:ascii="Symbol" w:hAnsi="Symbol" w:hint="default"/>
+        <w:sz w:val="20"/>
+      </w:rPr>
+    </w:lvl>
+    <w:lvl w:ilvl="1" w:tentative="1">
+      <w:start w:val="1"/>
+      <w:numFmt w:val="bullet"/>
+      <w:lvlText w:val="o"/>
+      <w:lvlJc w:val="left"/>
+      <w:pPr>
+        <w:tabs>
+          <w:tab w:val="num" w:pos="1440"/>
+        </w:tabs>
+        <w:ind w:left="1440" w:hanging="360"/>
+      </w:pPr>
+      <w:rPr>
+        <w:rFonts w:ascii="Courier New" w:hAnsi="Courier New" w:hint="default"/>
+        <w:sz w:val="20"/>
+      </w:rPr>
+    </w:lvl>
+    <w:lvl w:ilvl="2" w:tentative="1">
+      <w:start w:val="1"/>
+      <w:numFmt w:val="bullet"/>
+      <w:lvlText w:val=""/>
+      <w:lvlJc w:val="left"/>
+      <w:pPr>
+        <w:tabs>
+          <w:tab w:val="num" w:pos="2160"/>
+        </w:tabs>
+        <w:ind w:left="2160" w:hanging="360"/>
+      </w:pPr>
+      <w:rPr>
+        <w:rFonts w:ascii="Wingdings" w:hAnsi="Wingdings" w:hint="default"/>
+        <w:sz w:val="20"/>
+      </w:rPr>
+    </w:lvl>
+    <w:lvl w:ilvl="3" w:tentative="1">
+      <w:start w:val="1"/>
+      <w:numFmt w:val="bullet"/>
+      <w:lvlText w:val=""/>
+      <w:lvlJc w:val="left"/>
+      <w:pPr>
+        <w:tabs>
+          <w:tab w:val="num" w:pos="2880"/>
+        </w:tabs>
+        <w:ind w:left="2880" w:hanging="360"/>
+      </w:pPr>
+      <w:rPr>
+        <w:rFonts w:ascii="Wingdings" w:hAnsi="Wingdings" w:hint="default"/>
+        <w:sz w:val="20"/>
+      </w:rPr>
+    </w:lvl>
+    <w:lvl w:ilvl="4" w:tentative="1">
+      <w:start w:val="1"/>
+      <w:numFmt w:val="bullet"/>
+      <w:lvlText w:val=""/>
+      <w:lvlJc w:val="left"/>
+      <w:pPr>
+        <w:tabs>
+          <w:tab w:val="num" w:pos="3600"/>
+        </w:tabs>
+        <w:ind w:left="3600" w:hanging="360"/>
+      </w:pPr>
+      <w:rPr>
+        <w:rFonts w:ascii="Wingdings" w:hAnsi="Wingdings" w:hint="default"/>
+        <w:sz w:val="20"/>
+      </w:rPr>
+    </w:lvl>
+    <w:lvl w:ilvl="5" w:tentative="1">
+      <w:start w:val="1"/>
+      <w:numFmt w:val="bullet"/>
+      <w:lvlText w:val=""/>
+      <w:lvlJc w:val="left"/>
+      <w:pPr>
+        <w:tabs>
+          <w:tab w:val="num" w:pos="4320"/>
+        </w:tabs>
+        <w:ind w:left="4320" w:hanging="360"/>
+      </w:pPr>
+      <w:rPr>
+        <w:rFonts w:ascii="Wingdings" w:hAnsi="Wingdings" w:hint="default"/>
+        <w:sz w:val="20"/>
+      </w:rPr>
+    </w:lvl>
+    <w:lvl w:ilvl="6" w:tentative="1">
+      <w:start w:val="1"/>
+      <w:numFmt w:val="bullet"/>
+      <w:lvlText w:val=""/>
+      <w:lvlJc w:val="left"/>
+      <w:pPr>
+        <w:tabs>
+          <w:tab w:val="num" w:pos="5040"/>
+        </w:tabs>
+        <w:ind w:left="5040" w:hanging="360"/>
+      </w:pPr>
+      <w:rPr>
+        <w:rFonts w:ascii="Wingdings" w:hAnsi="Wingdings" w:hint="default"/>
+        <w:sz w:val="20"/>
+      </w:rPr>
+    </w:lvl>
+    <w:lvl w:ilvl="7" w:tentative="1">
+      <w:start w:val="1"/>
+      <w:numFmt w:val="bullet"/>
+      <w:lvlText w:val=""/>
+      <w:lvlJc w:val="left"/>
+      <w:pPr>
+        <w:tabs>
+          <w:tab w:val="num" w:pos="5760"/>
+        </w:tabs>
+        <w:ind w:left="5760" w:hanging="360"/>
+      </w:pPr>
+      <w:rPr>
+        <w:rFonts w:ascii="Wingdings" w:hAnsi="Wingdings" w:hint="default"/>
+        <w:sz w:val="20"/>
+      </w:rPr>
+    </w:lvl>
+    <w:lvl w:ilvl="8" w:tentative="1">
+      <w:start w:val="1"/>
+      <w:numFmt w:val="bullet"/>
+      <w:lvlText w:val=""/>
+      <w:lvlJc w:val="left"/>
+      <w:pPr>
+        <w:tabs>
+          <w:tab w:val="num" w:pos="6480"/>
+        </w:tabs>
+        <w:ind w:left="6480" w:hanging="360"/>
+      </w:pPr>
+      <w:rPr>
+        <w:rFonts w:ascii="Wingdings" w:hAnsi="Wingdings" w:hint="default"/>
+        <w:sz w:val="20"/>
+      </w:rPr>
+    </w:lvl>
+  </w:abstractNum>
   <w:num w:numId="1" w16cid:durableId="108744423">
-    <w:abstractNumId w:val="1"/>
+    <w:abstractNumId w:val="4"/>
     <w:lvlOverride w:ilvl="0">
       <w:startOverride w:val="1"/>
     </w:lvlOverride>
   </w:num>
   <w:num w:numId="2" w16cid:durableId="562445222">
-    <w:abstractNumId w:val="0"/>
+    <w:abstractNumId w:val="2"/>
     <w:lvlOverride w:ilvl="0">
       <w:startOverride w:val="1"/>
     </w:lvlOverride>
+  </w:num>
+  <w:num w:numId="3" w16cid:durableId="1955865085">
+    <w:abstractNumId w:val="3"/>
+  </w:num>
+  <w:num w:numId="4" w16cid:durableId="1653292090">
+    <w:abstractNumId w:val="0"/>
+  </w:num>
+  <w:num w:numId="5" w16cid:durableId="48461100">
+    <w:abstractNumId w:val="1"/>
+  </w:num>
+  <w:num w:numId="6" w16cid:durableId="1373576276">
+    <w:abstractNumId w:val="6"/>
+  </w:num>
+  <w:num w:numId="7" w16cid:durableId="2008437829">
+    <w:abstractNumId w:val="5"/>
   </w:num>
 </w:numbering>
 </file>
@@ -13591,6 +15047,41 @@
       <w:szCs w:val="20"/>
     </w:rPr>
   </w:style>
+  <w:style w:type="paragraph" w:styleId="Citazioneintensa">
+    <w:name w:val="Intense Quote"/>
+    <w:basedOn w:val="Normale"/>
+    <w:next w:val="Normale"/>
+    <w:link w:val="CitazioneintensaCarattere"/>
+    <w:uiPriority w:val="30"/>
+    <w:qFormat/>
+    <w:rsid w:val="00CF13E2"/>
+    <w:pPr>
+      <w:pBdr>
+        <w:top w:val="single" w:sz="4" w:space="10" w:color="156082" w:themeColor="accent1"/>
+        <w:bottom w:val="single" w:sz="4" w:space="10" w:color="156082" w:themeColor="accent1"/>
+      </w:pBdr>
+      <w:spacing w:before="360" w:after="360"/>
+      <w:ind w:left="864" w:right="864"/>
+      <w:jc w:val="center"/>
+    </w:pPr>
+    <w:rPr>
+      <w:i/>
+      <w:iCs/>
+      <w:color w:val="156082" w:themeColor="accent1"/>
+    </w:rPr>
+  </w:style>
+  <w:style w:type="character" w:customStyle="1" w:styleId="CitazioneintensaCarattere">
+    <w:name w:val="Citazione intensa Carattere"/>
+    <w:basedOn w:val="Carpredefinitoparagrafo"/>
+    <w:link w:val="Citazioneintensa"/>
+    <w:uiPriority w:val="30"/>
+    <w:rsid w:val="00CF13E2"/>
+    <w:rPr>
+      <w:i/>
+      <w:iCs/>
+      <w:color w:val="156082" w:themeColor="accent1"/>
+    </w:rPr>
+  </w:style>
 </w:styles>
 </file>
 

--- a/docs/ARCHITETTURA_Formazione_Digitale_v2.docx
+++ b/docs/ARCHITETTURA_Formazione_Digitale_v2.docx
@@ -1972,6 +1972,93 @@
       </w:pPr>
       <w:r>
         <w:t xml:space="preserve">Auth UI: bottone login, </w:t>
+      </w:r>
+      <w:proofErr w:type="spellStart"/>
+      <w:r>
+        <w:t>modal</w:t>
+      </w:r>
+      <w:proofErr w:type="spellEnd"/>
+      <w:r>
+        <w:t xml:space="preserve"> accesso, </w:t>
+      </w:r>
+      <w:proofErr w:type="spellStart"/>
+      <w:r>
+        <w:t>modal</w:t>
+      </w:r>
+      <w:proofErr w:type="spellEnd"/>
+      <w:r>
+        <w:t xml:space="preserve"> profilo, bottone segnalibro</w:t>
+      </w:r>
+    </w:p>
+    <w:p>
+      <w:pPr>
+        <w:pStyle w:val="Paragrafoelenco"/>
+        <w:numPr>
+          <w:ilvl w:val="0"/>
+          <w:numId w:val="2"/>
+        </w:numPr>
+        <w:spacing w:before="40" w:after="40"/>
+      </w:pPr>
+      <w:r>
+        <w:t xml:space="preserve">GUIDE LAYOUT — .guide-header, .guide-sidebar, hamburger, layout griglia</w:t>
+      </w:r>
+      <w:proofErr w:type="spellStart"/>
+      <w:r>
+        <w:t>modal</w:t>
+      </w:r>
+      <w:proofErr w:type="spellEnd"/>
+      <w:r>
+        <w:t xml:space="preserve"> accesso, </w:t>
+      </w:r>
+      <w:proofErr w:type="spellStart"/>
+      <w:r>
+        <w:t>modal</w:t>
+      </w:r>
+      <w:proofErr w:type="spellEnd"/>
+      <w:r>
+        <w:t xml:space="preserve"> profilo, bottone segnalibro</w:t>
+      </w:r>
+    </w:p>
+    <w:p>
+      <w:pPr>
+        <w:pStyle w:val="Paragrafoelenco"/>
+        <w:numPr>
+          <w:ilvl w:val="0"/>
+          <w:numId w:val="2"/>
+        </w:numPr>
+        <w:spacing w:before="40" w:after="40"/>
+      </w:pPr>
+      <w:r>
+        <w:t xml:space="preserve">Responsive mobile &lt; 640px per sottopagine standard</w:t>
+      </w:r>
+      <w:proofErr w:type="spellStart"/>
+      <w:r>
+        <w:t>modal</w:t>
+      </w:r>
+      <w:proofErr w:type="spellEnd"/>
+      <w:r>
+        <w:t xml:space="preserve"> accesso, </w:t>
+      </w:r>
+      <w:proofErr w:type="spellStart"/>
+      <w:r>
+        <w:t>modal</w:t>
+      </w:r>
+      <w:proofErr w:type="spellEnd"/>
+      <w:r>
+        <w:t xml:space="preserve"> profilo, bottone segnalibro</w:t>
+      </w:r>
+    </w:p>
+    <w:p>
+      <w:pPr>
+        <w:pStyle w:val="Paragrafoelenco"/>
+        <w:numPr>
+          <w:ilvl w:val="0"/>
+          <w:numId w:val="2"/>
+        </w:numPr>
+        <w:spacing w:before="40" w:after="40"/>
+      </w:pPr>
+      <w:r>
+        <w:t xml:space="preserve">Dark mode — variabili e override componenti (pianificato)</w:t>
       </w:r>
       <w:proofErr w:type="spellStart"/>
       <w:r>
@@ -12851,7 +12938,7 @@
         <w:pStyle w:val="Citazioneintensa"/>
       </w:pPr>
       <w:r>
-        <w:t>ROADMAP AGGIORNATA AL 06.05.2026</w:t>
+        <w:t>ROADMAP AGGIORNATA AL 08.05.2026</w:t>
       </w:r>
     </w:p>
     <w:p>
@@ -12859,19 +12946,7 @@
         <w:spacing w:before="60" w:after="120"/>
       </w:pPr>
       <w:r>
-        <w:rPr>
-          <w:rFonts w:ascii="Segoe UI Emoji" w:hAnsi="Segoe UI Emoji" w:cs="Segoe UI Emoji"/>
-          <w:b/>
-          <w:bCs/>
-        </w:rPr>
-        <w:t>🔴</w:t>
-      </w:r>
-      <w:r>
-        <w:rPr>
-          <w:b/>
-          <w:bCs/>
-        </w:rPr>
-        <w:t xml:space="preserve"> Sessione dedicata — mobile responsive</w:t>
+        <w:t>🔴 COMPLETATO — Sessione mobile responsive (08/05/2026)</w:t>
       </w:r>
     </w:p>
     <w:p>
@@ -12883,15 +12958,7 @@
         <w:spacing w:before="60" w:after="120"/>
       </w:pPr>
       <w:r>
-        <w:t xml:space="preserve">Revisione completa </w:t>
-      </w:r>
-      <w:proofErr w:type="spellStart"/>
-      <w:r>
-        <w:t>header</w:t>
-      </w:r>
-      <w:proofErr w:type="spellEnd"/>
-      <w:r>
-        <w:t xml:space="preserve"> su schermi stretti</w:t>
+        <w:t>✅ .guide-header, sidebar, hamburger migrati in shared.css</w:t>
       </w:r>
     </w:p>
     <w:p>
@@ -12903,7 +12970,7 @@
         <w:spacing w:before="60" w:after="120"/>
       </w:pPr>
       <w:r>
-        <w:t>Hamburger menu mobile</w:t>
+        <w:t>✅ Fix responsive &lt; 640px su tutte le sottopagine standard</w:t>
       </w:r>
     </w:p>
     <w:p>
@@ -12914,19 +12981,9 @@
         </w:numPr>
         <w:spacing w:before="60" w:after="120"/>
       </w:pPr>
-      <w:proofErr w:type="spellStart"/>
-      <w:r>
-        <w:t>Breakpoint</w:t>
-      </w:r>
-      <w:proofErr w:type="spellEnd"/>
-      <w:r>
-        <w:t xml:space="preserve"> responsive su tutte le pagine con barra </w:t>
-      </w:r>
-      <w:proofErr w:type="spellStart"/>
-      <w:r>
-        <w:t>logo+bottoni</w:t>
-      </w:r>
-      <w:proofErr w:type="spellEnd"/>
+      <w:r>
+        <w:t>✅ Rimossi hamburger vuoti (BEP, Analizzatore SEO). Fix homepage e mappa mobile</w:t>
+      </w:r>
     </w:p>
     <w:p>
       <w:pPr>
@@ -13293,6 +13350,11 @@
       </w:r>
     </w:p>
     <w:p>
+      <w:r>
+        <w:t>Dark mode (vedi sezione 14 — analisi completata, implementazione da pianificare)</w:t>
+      </w:r>
+    </w:p>
+    <w:p>
       <w:pPr>
         <w:spacing w:before="60" w:after="120"/>
       </w:pPr>
@@ -13518,6 +13580,854 @@
         <w:t xml:space="preserve"> GitHub Actions)</w:t>
       </w:r>
     </w:p>
+    <w:p>
+      <w:r>
+        <w:br w:type="page"/>
+      </w:r>
+    </w:p>
+    <w:p>
+      <w:pPr>
+        <w:pStyle w:val="Titolo1"/>
+      </w:pPr>
+      <w:r>
+        <w:t>13. Responsive Mobile — sessione 08/05/2026</w:t>
+      </w:r>
+    </w:p>
+    <w:p>
+      <w:r>
+        <w:t>Sessione dedicata al fix dell'interfaccia mobile su tutte le pagine del portale.</w:t>
+      </w:r>
+    </w:p>
+    <w:p>
+      <w:pPr>
+        <w:pStyle w:val="Titolo2"/>
+      </w:pPr>
+      <w:r>
+        <w:t>13.1 Workflow branch e preview Vercel</w:t>
+      </w:r>
+    </w:p>
+    <w:p>
+      <w:r>
+        <w:t>Definito il workflow standard per modifiche a shared.css e strutture condivise:</w:t>
+      </w:r>
+    </w:p>
+    <w:p>
+      <w:pPr>
+        <w:pStyle w:val="Paragrafoelenco"/>
+      </w:pPr>
+      <w:r>
+        <w:t>Creare branch dedicato in GitHub Desktop (New Branch)</w:t>
+      </w:r>
+    </w:p>
+    <w:p>
+      <w:pPr>
+        <w:pStyle w:val="Paragrafoelenco"/>
+      </w:pPr>
+      <w:r>
+        <w:t>Pubblicare il branch (Publish branch) — Vercel genera automaticamente un preview URL</w:t>
+      </w:r>
+    </w:p>
+    <w:p>
+      <w:pPr>
+        <w:pStyle w:val="Paragrafoelenco"/>
+      </w:pPr>
+      <w:r>
+        <w:t>Testare il preview URL da mobile prima del merge</w:t>
+      </w:r>
+    </w:p>
+    <w:p>
+      <w:pPr>
+        <w:pStyle w:val="Paragrafoelenco"/>
+      </w:pPr>
+      <w:r>
+        <w:t>Merge su main via GitHub Desktop → deploy automatico su formazione-digitale.it</w:t>
+      </w:r>
+    </w:p>
+    <w:p>
+      <w:pPr>
+        <w:pStyle w:val="Paragrafoelenco"/>
+      </w:pPr>
+      <w:r>
+        <w:t>Usare main direttamente solo per modifiche piccole e sicure (card, testo, CSS minore)</w:t>
+      </w:r>
+    </w:p>
+    <w:p>
+      <w:pPr>
+        <w:pStyle w:val="Titolo2"/>
+      </w:pPr>
+      <w:r>
+        <w:t>13.2 Migrazione .guide-header in shared.css</w:t>
+      </w:r>
+    </w:p>
+    <w:p>
+      <w:r>
+        <w:t>Il CSS di .guide-header, hamburger, sidebar e layout griglia era duplicato inline in ogni sottopagina standard. Migrato in shared.css come blocco condiviso.</w:t>
+      </w:r>
+    </w:p>
+    <w:p>
+      <w:r>
+        <w:t>File modificati: css/shared.css — aggiunto blocco "GUIDE LAYOUT" con media query responsive &lt; 640px.</w:t>
+      </w:r>
+    </w:p>
+    <w:p>
+      <w:r>
+        <w:t>Risultato: sottopagine standard (guide, pillole, strumenti con sidebar) ora ereditano automaticamente il layout responsive. Nuove risorse non richiedono più di replicare questo CSS.</w:t>
+      </w:r>
+    </w:p>
+    <w:p>
+      <w:pPr>
+        <w:pStyle w:val="Titolo2"/>
+      </w:pPr>
+      <w:r>
+        <w:t>13.3 Fix homepage e mappa</w:t>
+      </w:r>
+    </w:p>
+    <w:p>
+      <w:pPr>
+        <w:pStyle w:val="Paragrafoelenco"/>
+      </w:pPr>
+      <w:r>
+        <w:t>index.html — aggiunta media query @media(max-width:700px) e @media(max-width:480px) per header homepage</w:t>
+      </w:r>
+    </w:p>
+    <w:p>
+      <w:pPr>
+        <w:pStyle w:val="Paragrafoelenco"/>
+      </w:pPr>
+      <w:r>
+        <w:t>mappa.html — aggiunta media query @media(max-width:600px) per .map-header, nascosto .map-legal su mobile</w:t>
+      </w:r>
+    </w:p>
+    <w:p>
+      <w:pPr>
+        <w:pStyle w:val="Paragrafoelenco"/>
+      </w:pPr>
+      <w:r>
+        <w:t>mappa.html — aggiunto white-space:nowrap e text-overflow:ellipsis su .map-header-title</w:t>
+      </w:r>
+    </w:p>
+    <w:p>
+      <w:pPr>
+        <w:pStyle w:val="Paragrafoelenco"/>
+      </w:pPr>
+      <w:r>
+        <w:t>mappa.html — z-index .map-controls portato a 300 per evitare copertura durante zoom</w:t>
+      </w:r>
+    </w:p>
+    <w:p>
+      <w:pPr>
+        <w:pStyle w:val="Titolo2"/>
+      </w:pPr>
+      <w:r>
+        <w:t>13.4 Fix puntuali pagine</w:t>
+      </w:r>
+    </w:p>
+    <w:p>
+      <w:pPr>
+        <w:pStyle w:val="Paragrafoelenco"/>
+      </w:pPr>
+      <w:r>
+        <w:t>Rimosso hamburger vuoto da BEP Tool (marketing/break-even-point-tool/) — nessuna sidebar</w:t>
+      </w:r>
+    </w:p>
+    <w:p>
+      <w:pPr>
+        <w:pStyle w:val="Paragrafoelenco"/>
+      </w:pPr>
+      <w:r>
+        <w:t>Rimosso hamburger vuoto da Analizzatore SEO (marketing/analizzatore-seo/) — nessuna sidebar</w:t>
+      </w:r>
+    </w:p>
+    <w:p>
+      <w:pPr>
+        <w:pStyle w:val="Paragrafoelenco"/>
+      </w:pPr>
+      <w:r>
+        <w:t>Rimosso target="_blank" da 6 card in index.html via Ctrl+H</w:t>
+      </w:r>
+    </w:p>
+    <w:p>
+      <w:pPr>
+        <w:pStyle w:val="Paragrafoelenco"/>
+      </w:pPr>
+      <w:r>
+        <w:t>Pillola Cybersicurezza — aggiunta media query @media(max-width:480px) per nascondere .pill-header-title</w:t>
+      </w:r>
+    </w:p>
+    <w:p>
+      <w:pPr>
+        <w:pStyle w:val="Paragrafoelenco"/>
+      </w:pPr>
+      <w:r>
+        <w:t>Guida Prompting — fix Modalità Aula: header nascosto, margin-top:0, slides-container height:100vh</w:t>
+      </w:r>
+    </w:p>
+    <w:p>
+      <w:pPr>
+        <w:pStyle w:val="Titolo2"/>
+      </w:pPr>
+      <w:r>
+        <w:t>13.5 Bug in coda — refactor struttura</w:t>
+      </w:r>
+    </w:p>
+    <w:p>
+      <w:r>
+        <w:t>I seguenti bug richiedono interventi più profondi su pagine con strutture CSS custom. Da affrontare in sessione dedicata:</w:t>
+      </w:r>
+    </w:p>
+    <w:p>
+      <w:pPr>
+        <w:pStyle w:val="Paragrafoelenco"/>
+      </w:pPr>
+      <w:r>
+        <w:t>🔴 Guida Marketing — header con bottoni download su mobile troppo largo. Download non accessibili da mobile</w:t>
+      </w:r>
+    </w:p>
+    <w:p>
+      <w:pPr>
+        <w:pStyle w:val="Paragrafoelenco"/>
+      </w:pPr>
+      <w:r>
+        <w:t>🔴 Subnet Calculator — hamburger mancante, sidebar con 4 voci non accessibile su mobile</w:t>
+      </w:r>
+    </w:p>
+    <w:p>
+      <w:pPr>
+        <w:pStyle w:val="Paragrafoelenco"/>
+      </w:pPr>
+      <w:r>
+        <w:t>🔴 HFS Server — nessun menu di navigazione. Da aggiungere</w:t>
+      </w:r>
+    </w:p>
+    <w:p>
+      <w:pPr>
+        <w:pStyle w:val="Paragrafoelenco"/>
+      </w:pPr>
+      <w:r>
+        <w:t>🔴 LibreOffice Base Query — barra navigazione sparisce durante scroll, manca bottone back-to-top</w:t>
+      </w:r>
+    </w:p>
+    <w:p>
+      <w:pPr>
+        <w:pStyle w:val="Paragrafoelenco"/>
+      </w:pPr>
+      <w:r>
+        <w:t>🟡 Hamburger a sinistra su Pillola SEO e Wiki Speedrun — inconsistente con pagine .guide-header (hamburger a destra). In coda</w:t>
+      </w:r>
+    </w:p>
+    <w:p>
+      <w:pPr>
+        <w:pStyle w:val="Paragrafoelenco"/>
+      </w:pPr>
+      <w:r>
+        <w:t>🟡 Modalità Aula Guida Prompting — verificare fix post-deploy</w:t>
+      </w:r>
+    </w:p>
+    <w:p>
+      <w:pPr>
+        <w:pStyle w:val="Titolo2"/>
+      </w:pPr>
+      <w:r>
+        <w:t>13.6 Classificazione header per tipo</w:t>
+      </w:r>
+    </w:p>
+    <w:p>
+      <w:r>
+        <w:t>Emersa in sessione: esistono tre implementazioni distinte dell'header nel portale.</w:t>
+      </w:r>
+    </w:p>
+    <w:tbl>
+      <w:tblPr>
+        <w:tblW w:type="auto" w:w="0"/>
+        <w:tblLook w:firstColumn="1" w:firstRow="1" w:lastColumn="0" w:lastRow="0" w:noHBand="0" w:noVBand="1" w:val="04A0"/>
+      </w:tblPr>
+      <w:tblGrid>
+        <w:gridCol w:w="3009"/>
+        <w:gridCol w:w="3009"/>
+        <w:gridCol w:w="3009"/>
+      </w:tblGrid>
+      <w:tr>
+        <w:tc>
+          <w:tcPr>
+            <w:tcW w:type="dxa" w:w="3009"/>
+          </w:tcPr>
+          <w:p>
+            <w:r>
+              <w:t>Tipo</w:t>
+            </w:r>
+          </w:p>
+        </w:tc>
+        <w:tc>
+          <w:tcPr>
+            <w:tcW w:type="dxa" w:w="3009"/>
+          </w:tcPr>
+          <w:p>
+            <w:r>
+              <w:t>Classi CSS</w:t>
+            </w:r>
+          </w:p>
+        </w:tc>
+        <w:tc>
+          <w:tcPr>
+            <w:tcW w:type="dxa" w:w="3009"/>
+          </w:tcPr>
+          <w:p>
+            <w:r>
+              <w:t>Pagine</w:t>
+            </w:r>
+          </w:p>
+        </w:tc>
+      </w:tr>
+      <w:tr>
+        <w:tc>
+          <w:tcPr>
+            <w:tcW w:type="dxa" w:w="3009"/>
+          </w:tcPr>
+          <w:p>
+            <w:r>
+              <w:t>Homepage</w:t>
+            </w:r>
+          </w:p>
+        </w:tc>
+        <w:tc>
+          <w:tcPr>
+            <w:tcW w:type="dxa" w:w="3009"/>
+          </w:tcPr>
+          <w:p>
+            <w:r>
+              <w:t>header + .header-brand inline</w:t>
+            </w:r>
+          </w:p>
+        </w:tc>
+        <w:tc>
+          <w:tcPr>
+            <w:tcW w:type="dxa" w:w="3009"/>
+          </w:tcPr>
+          <w:p>
+            <w:r>
+              <w:t>index.html</w:t>
+            </w:r>
+          </w:p>
+        </w:tc>
+      </w:tr>
+      <w:tr>
+        <w:tc>
+          <w:tcPr>
+            <w:tcW w:type="dxa" w:w="3009"/>
+          </w:tcPr>
+          <w:p>
+            <w:r>
+              <w:t>Sottopagine standard</w:t>
+            </w:r>
+          </w:p>
+        </w:tc>
+        <w:tc>
+          <w:tcPr>
+            <w:tcW w:type="dxa" w:w="3009"/>
+          </w:tcPr>
+          <w:p>
+            <w:r>
+              <w:t>.guide-header (ora in shared.css)</w:t>
+            </w:r>
+          </w:p>
+        </w:tc>
+        <w:tc>
+          <w:tcPr>
+            <w:tcW w:type="dxa" w:w="3009"/>
+          </w:tcPr>
+          <w:p>
+            <w:r>
+              <w:t>Guide, pillole, strumenti con sidebar</w:t>
+            </w:r>
+          </w:p>
+        </w:tc>
+      </w:tr>
+      <w:tr>
+        <w:tc>
+          <w:tcPr>
+            <w:tcW w:type="dxa" w:w="3009"/>
+          </w:tcPr>
+          <w:p>
+            <w:r>
+              <w:t>Pagine custom</w:t>
+            </w:r>
+          </w:p>
+        </w:tc>
+        <w:tc>
+          <w:tcPr>
+            <w:tcW w:type="dxa" w:w="3009"/>
+          </w:tcPr>
+          <w:p>
+            <w:r>
+              <w:t>nav.sticky-bar o #header shared.css</w:t>
+            </w:r>
+          </w:p>
+        </w:tc>
+        <w:tc>
+          <w:tcPr>
+            <w:tcW w:type="dxa" w:w="3009"/>
+          </w:tcPr>
+          <w:p>
+            <w:r>
+              <w:t>Subnet, Marketing, Prompting, SEO, Wiki</w:t>
+            </w:r>
+          </w:p>
+        </w:tc>
+      </w:tr>
+    </w:tbl>
+    <w:p>
+      <w:r>
+        <w:br w:type="page"/>
+      </w:r>
+    </w:p>
+    <w:p>
+      <w:pPr>
+        <w:pStyle w:val="Titolo1"/>
+      </w:pPr>
+      <w:r>
+        <w:t>14. Dark Mode — Analisi Architetturale</w:t>
+      </w:r>
+    </w:p>
+    <w:p>
+      <w:r>
+        <w:t>Documento di analisi prodotto in maggio 2026. Implementazione non ancora avviata.</w:t>
+      </w:r>
+    </w:p>
+    <w:p>
+      <w:pPr>
+        <w:pStyle w:val="Titolo2"/>
+      </w:pPr>
+      <w:r>
+        <w:t>14.1 Valutazione</w:t>
+      </w:r>
+    </w:p>
+    <w:p>
+      <w:r>
+        <w:t>Il dark mode è raccomandato. Il pubblico del portale (studenti, docenti) usa il sito spesso su mobile e in orari serali. Lo stack statico non è un ostacolo: il pattern scelto è zero-dipendenze, zero build step.</w:t>
+      </w:r>
+    </w:p>
+    <w:p>
+      <w:r>
+        <w:t>Il costo reale non è tecnico — è di manutenzione CSS: ogni nuovo componente deve prevedere la variante dark. Raccomandazione: centralizzare tutto in shared.css, non toccare mai i singoli file delle guide per il tema.</w:t>
+      </w:r>
+    </w:p>
+    <w:p>
+      <w:pPr>
+        <w:pStyle w:val="Titolo2"/>
+      </w:pPr>
+      <w:r>
+        <w:t>14.2 Classificazione pagine (Tier)</w:t>
+      </w:r>
+    </w:p>
+    <w:tbl>
+      <w:tblPr>
+        <w:tblW w:type="auto" w:w="0"/>
+        <w:tblLook w:firstColumn="1" w:firstRow="1" w:lastColumn="0" w:lastRow="0" w:noHBand="0" w:noVBand="1" w:val="04A0"/>
+      </w:tblPr>
+      <w:tblGrid>
+        <w:gridCol w:w="3009"/>
+        <w:gridCol w:w="3009"/>
+        <w:gridCol w:w="3009"/>
+      </w:tblGrid>
+      <w:tr>
+        <w:tc>
+          <w:tcPr>
+            <w:tcW w:type="dxa" w:w="3009"/>
+          </w:tcPr>
+          <w:p>
+            <w:r>
+              <w:t>Tier</w:t>
+            </w:r>
+          </w:p>
+        </w:tc>
+        <w:tc>
+          <w:tcPr>
+            <w:tcW w:type="dxa" w:w="3009"/>
+          </w:tcPr>
+          <w:p>
+            <w:r>
+              <w:t>Pagine</w:t>
+            </w:r>
+          </w:p>
+        </w:tc>
+        <w:tc>
+          <w:tcPr>
+            <w:tcW w:type="dxa" w:w="3009"/>
+          </w:tcPr>
+          <w:p>
+            <w:r>
+              <w:t>Strategia</w:t>
+            </w:r>
+          </w:p>
+        </w:tc>
+      </w:tr>
+      <w:tr>
+        <w:tc>
+          <w:tcPr>
+            <w:tcW w:type="dxa" w:w="3009"/>
+          </w:tcPr>
+          <w:p>
+            <w:r>
+              <w:t>Tier 1 — Risposta automatica</w:t>
+            </w:r>
+          </w:p>
+        </w:tc>
+        <w:tc>
+          <w:tcPr>
+            <w:tcW w:type="dxa" w:w="3009"/>
+          </w:tcPr>
+          <w:p>
+            <w:r>
+              <w:t>index.html, mappa.html, guide IA, Subnet, BEP</w:t>
+            </w:r>
+          </w:p>
+        </w:tc>
+        <w:tc>
+          <w:tcPr>
+            <w:tcW w:type="dxa" w:w="3009"/>
+          </w:tcPr>
+          <w:p>
+            <w:r>
+              <w:t>Variabili dark in shared.css — risposta quasi automatica</w:t>
+            </w:r>
+          </w:p>
+        </w:tc>
+      </w:tr>
+      <w:tr>
+        <w:tc>
+          <w:tcPr>
+            <w:tcW w:type="dxa" w:w="3009"/>
+          </w:tcPr>
+          <w:p>
+            <w:r>
+              <w:t>Tier 2 — Intervento mirato</w:t>
+            </w:r>
+          </w:p>
+        </w:tc>
+        <w:tc>
+          <w:tcPr>
+            <w:tcW w:type="dxa" w:w="3009"/>
+          </w:tcPr>
+          <w:p>
+            <w:r>
+              <w:t>guida-marketing, hfs-server, codifica-binaria</w:t>
+            </w:r>
+          </w:p>
+        </w:tc>
+        <w:tc>
+          <w:tcPr>
+            <w:tcW w:type="dxa" w:w="3009"/>
+          </w:tcPr>
+          <w:p>
+            <w:r>
+              <w:t>Revisione colori hardcoded inline uno per uno</w:t>
+            </w:r>
+          </w:p>
+        </w:tc>
+      </w:tr>
+      <w:tr>
+        <w:tc>
+          <w:tcPr>
+            <w:tcW w:type="dxa" w:w="3009"/>
+          </w:tcPr>
+          <w:p>
+            <w:r>
+              <w:t>Tier 3 — Valutare caso per caso</w:t>
+            </w:r>
+          </w:p>
+        </w:tc>
+        <w:tc>
+          <w:tcPr>
+            <w:tcW w:type="dxa" w:w="3009"/>
+          </w:tcPr>
+          <w:p>
+            <w:r>
+              <w:t>guida-libreoffice-base-query, guida-word</w:t>
+            </w:r>
+          </w:p>
+        </w:tc>
+        <w:tc>
+          <w:tcPr>
+            <w:tcW w:type="dxa" w:w="3009"/>
+          </w:tcPr>
+          <w:p>
+            <w:r>
+              <w:t>Escludere con data-theme-lock="true" — nessun toggle visibile</w:t>
+            </w:r>
+          </w:p>
+        </w:tc>
+      </w:tr>
+    </w:tbl>
+    <w:p>
+      <w:pPr>
+        <w:pStyle w:val="Titolo2"/>
+      </w:pPr>
+      <w:r>
+        <w:t>14.3 Pattern scelto</w:t>
+      </w:r>
+    </w:p>
+    <w:p>
+      <w:r>
+        <w:t>prefers-color-scheme (sistema) + attributo manuale data-theme su &lt;html&gt; + localStorage.</w:t>
+      </w:r>
+    </w:p>
+    <w:p>
+      <w:pPr>
+        <w:pStyle w:val="Paragrafoelenco"/>
+      </w:pPr>
+      <w:r>
+        <w:t>1. Default → rispetta la preferenza del sistema operativo</w:t>
+      </w:r>
+    </w:p>
+    <w:p>
+      <w:pPr>
+        <w:pStyle w:val="Paragrafoelenco"/>
+      </w:pPr>
+      <w:r>
+        <w:t>2. Toggle manuale → aggiunge data-theme="dark"|"light" su &lt;html&gt;</w:t>
+      </w:r>
+    </w:p>
+    <w:p>
+      <w:pPr>
+        <w:pStyle w:val="Paragrafoelenco"/>
+      </w:pPr>
+      <w:r>
+        <w:t>3. Persistenza → localStorage (chiave: fd-theme)</w:t>
+      </w:r>
+    </w:p>
+    <w:p>
+      <w:pPr>
+        <w:pStyle w:val="Paragrafoelenco"/>
+      </w:pPr>
+      <w:r>
+        <w:t>4. Anti-flash → script sincrono in &lt;head&gt; prima di qualsiasi CSS</w:t>
+      </w:r>
+    </w:p>
+    <w:p>
+      <w:r>
+        <w:t>Chiave localStorage: fd-theme. Non usare Supabase — la preferenza tema è visuale, non un dato utente. Richiede login e latenza di rete non necessari.</w:t>
+      </w:r>
+    </w:p>
+    <w:p>
+      <w:pPr>
+        <w:pStyle w:val="Titolo2"/>
+      </w:pPr>
+      <w:r>
+        <w:t>14.4 File coinvolti</w:t>
+      </w:r>
+    </w:p>
+    <w:p>
+      <w:pPr>
+        <w:pStyle w:val="Paragrafoelenco"/>
+      </w:pPr>
+      <w:r>
+        <w:t>shared.css — aggiungere variabili dark in fondo al file con @media (prefers-color-scheme: dark) e [data-theme="dark"]</w:t>
+      </w:r>
+    </w:p>
+    <w:p>
+      <w:pPr>
+        <w:pStyle w:val="Paragrafoelenco"/>
+      </w:pPr>
+      <w:r>
+        <w:t>ui.js (nuovo file in root) — gestisce initThemeToggle(), localStorage, sincronizzazione con sistema operativo</w:t>
+      </w:r>
+    </w:p>
+    <w:p>
+      <w:pPr>
+        <w:pStyle w:val="Paragrafoelenco"/>
+      </w:pPr>
+      <w:r>
+        <w:t>Ogni pagina &lt;head&gt; — script anti-flash sincrono PRIMA dei &lt;link&gt; CSS</w:t>
+      </w:r>
+    </w:p>
+    <w:p>
+      <w:pPr>
+        <w:pStyle w:val="Paragrafoelenco"/>
+      </w:pPr>
+      <w:r>
+        <w:t>Ogni pagina &lt;header&gt; — bottone #theme-toggle con classe .mode-toggle</w:t>
+      </w:r>
+    </w:p>
+    <w:p>
+      <w:pPr>
+        <w:pStyle w:val="Paragrafoelenco"/>
+      </w:pPr>
+      <w:r>
+        <w:t>Ogni pagina prima di &lt;/body&gt; — &lt;script src="/ui.js" defer&gt;&lt;/script&gt;</w:t>
+      </w:r>
+    </w:p>
+    <w:p>
+      <w:pPr>
+        <w:pStyle w:val="Titolo2"/>
+      </w:pPr>
+      <w:r>
+        <w:t>14.5 Stima lavoro</w:t>
+      </w:r>
+    </w:p>
+    <w:tbl>
+      <w:tblPr>
+        <w:tblW w:type="auto" w:w="0"/>
+        <w:tblLook w:firstColumn="1" w:firstRow="1" w:lastColumn="0" w:lastRow="0" w:noHBand="0" w:noVBand="1" w:val="04A0"/>
+      </w:tblPr>
+      <w:tblGrid>
+        <w:gridCol w:w="4513"/>
+        <w:gridCol w:w="4513"/>
+      </w:tblGrid>
+      <w:tr>
+        <w:tc>
+          <w:tcPr>
+            <w:tcW w:type="dxa" w:w="4513"/>
+          </w:tcPr>
+          <w:p>
+            <w:r>
+              <w:t>Attività</w:t>
+            </w:r>
+          </w:p>
+        </w:tc>
+        <w:tc>
+          <w:tcPr>
+            <w:tcW w:type="dxa" w:w="4513"/>
+          </w:tcPr>
+          <w:p>
+            <w:r>
+              <w:t>Tempo stimato</w:t>
+            </w:r>
+          </w:p>
+        </w:tc>
+      </w:tr>
+      <w:tr>
+        <w:tc>
+          <w:tcPr>
+            <w:tcW w:type="dxa" w:w="4513"/>
+          </w:tcPr>
+          <w:p>
+            <w:r>
+              <w:t>Variabili dark in shared.css + override componenti</w:t>
+            </w:r>
+          </w:p>
+        </w:tc>
+        <w:tc>
+          <w:tcPr>
+            <w:tcW w:type="dxa" w:w="4513"/>
+          </w:tcPr>
+          <w:p>
+            <w:r>
+              <w:t>1–2 ore</w:t>
+            </w:r>
+          </w:p>
+        </w:tc>
+      </w:tr>
+      <w:tr>
+        <w:tc>
+          <w:tcPr>
+            <w:tcW w:type="dxa" w:w="4513"/>
+          </w:tcPr>
+          <w:p>
+            <w:r>
+              <w:t>ui.js + bottone header index e mappa</w:t>
+            </w:r>
+          </w:p>
+        </w:tc>
+        <w:tc>
+          <w:tcPr>
+            <w:tcW w:type="dxa" w:w="4513"/>
+          </w:tcPr>
+          <w:p>
+            <w:r>
+              <w:t>30 min</w:t>
+            </w:r>
+          </w:p>
+        </w:tc>
+      </w:tr>
+      <w:tr>
+        <w:tc>
+          <w:tcPr>
+            <w:tcW w:type="dxa" w:w="4513"/>
+          </w:tcPr>
+          <w:p>
+            <w:r>
+              <w:t>Anti-flash in tutte le pagine (replace_in_files.py)</w:t>
+            </w:r>
+          </w:p>
+        </w:tc>
+        <w:tc>
+          <w:tcPr>
+            <w:tcW w:type="dxa" w:w="4513"/>
+          </w:tcPr>
+          <w:p>
+            <w:r>
+              <w:t>15 min</w:t>
+            </w:r>
+          </w:p>
+        </w:tc>
+      </w:tr>
+      <w:tr>
+        <w:tc>
+          <w:tcPr>
+            <w:tcW w:type="dxa" w:w="4513"/>
+          </w:tcPr>
+          <w:p>
+            <w:r>
+              <w:t>Test Tier 1 (index, mappa, guide IA)</w:t>
+            </w:r>
+          </w:p>
+        </w:tc>
+        <w:tc>
+          <w:tcPr>
+            <w:tcW w:type="dxa" w:w="4513"/>
+          </w:tcPr>
+          <w:p>
+            <w:r>
+              <w:t>1–2 ore</w:t>
+            </w:r>
+          </w:p>
+        </w:tc>
+      </w:tr>
+      <w:tr>
+        <w:tc>
+          <w:tcPr>
+            <w:tcW w:type="dxa" w:w="4513"/>
+          </w:tcPr>
+          <w:p>
+            <w:r>
+              <w:t>Revisione Tier 2 (pagine CSS inline custom)</w:t>
+            </w:r>
+          </w:p>
+        </w:tc>
+        <w:tc>
+          <w:tcPr>
+            <w:tcW w:type="dxa" w:w="4513"/>
+          </w:tcPr>
+          <w:p>
+            <w:r>
+              <w:t>2–4 ore</w:t>
+            </w:r>
+          </w:p>
+        </w:tc>
+      </w:tr>
+      <w:tr>
+        <w:tc>
+          <w:tcPr>
+            <w:tcW w:type="dxa" w:w="4513"/>
+          </w:tcPr>
+          <w:p>
+            <w:r>
+              <w:t>Decisione e lock Tier 3 (LibreOffice, Word)</w:t>
+            </w:r>
+          </w:p>
+        </w:tc>
+        <w:tc>
+          <w:tcPr>
+            <w:tcW w:type="dxa" w:w="4513"/>
+          </w:tcPr>
+          <w:p>
+            <w:r>
+              <w:t>30 min</w:t>
+            </w:r>
+          </w:p>
+        </w:tc>
+      </w:tr>
+    </w:tbl>
     <w:sectPr>
       <w:pgSz w:w="11906" w:h="16838"/>
       <w:pgMar w:top="1440" w:right="1440" w:bottom="1440" w:left="1440" w:header="708" w:footer="708" w:gutter="0"/>
